--- a/myProjects/2_Smart_Gateway/Docs/1.Smart_Gateway_Guide_FAZ1.docx
+++ b/myProjects/2_Smart_Gateway/Docs/1.Smart_Gateway_Guide_FAZ1.docx
@@ -26,12 +26,37 @@
         </w:rPr>
         <w:t xml:space="preserve">: </w:t>
       </w:r>
-      <w:r>
-        <w:rPr>
-          <w:sz w:val="18"/>
-          <w:szCs w:val="18"/>
-        </w:rPr>
-        <w:t>Wired and Wireless</w:t>
+      <w:proofErr w:type="spellStart"/>
+      <w:r>
+        <w:rPr>
+          <w:sz w:val="18"/>
+          <w:szCs w:val="18"/>
+        </w:rPr>
+        <w:t>Wired</w:t>
+      </w:r>
+      <w:proofErr w:type="spellEnd"/>
+      <w:r>
+        <w:rPr>
+          <w:sz w:val="18"/>
+          <w:szCs w:val="18"/>
+        </w:rPr>
+        <w:t xml:space="preserve"> </w:t>
+      </w:r>
+      <w:proofErr w:type="spellStart"/>
+      <w:r>
+        <w:rPr>
+          <w:sz w:val="18"/>
+          <w:szCs w:val="18"/>
+        </w:rPr>
+        <w:t>and</w:t>
+      </w:r>
+      <w:proofErr w:type="spellEnd"/>
+      <w:r>
+        <w:rPr>
+          <w:sz w:val="18"/>
+          <w:szCs w:val="18"/>
+        </w:rPr>
+        <w:t xml:space="preserve"> Wireless</w:t>
       </w:r>
       <w:r>
         <w:rPr>
@@ -63,6 +88,7 @@
           <w:szCs w:val="18"/>
         </w:rPr>
       </w:pPr>
+      <w:proofErr w:type="spellStart"/>
       <w:r>
         <w:rPr>
           <w:b/>
@@ -72,6 +98,7 @@
         </w:rPr>
         <w:t>Description</w:t>
       </w:r>
+      <w:proofErr w:type="spellEnd"/>
       <w:r>
         <w:rPr>
           <w:sz w:val="18"/>
@@ -91,7 +118,71 @@
           <w:sz w:val="18"/>
           <w:szCs w:val="18"/>
         </w:rPr>
-        <w:t>Bu proje, piyasada bulunan ve yalnızca yakın mesafe haberleşme (Bluetooth Low Energy - BLE) yeteneğine sahip akıllı ev cihazlarını (sensörler, kilitler, aydınlatma ürünleri vb.) global internet ağına entegre etmeyi amaçlayan evrensel bir ağ geçidi (Gateway) çözümüdür. Sistem, marka bağımsız BLE uç cihazlarını tek bir merkezde toplayarak, bu cihazların Google Home ve Amazon Alexa gibi popüler sesli asistanlar ve bulut tabanlı otomasyon senaryoları üzerinden yönetilebilmesini sağlar.</w:t>
+        <w:t xml:space="preserve">Bu proje, piyasada bulunan ve yalnızca yakın mesafe haberleşme (Bluetooth </w:t>
+      </w:r>
+      <w:proofErr w:type="spellStart"/>
+      <w:r>
+        <w:rPr>
+          <w:sz w:val="18"/>
+          <w:szCs w:val="18"/>
+        </w:rPr>
+        <w:t>Low</w:t>
+      </w:r>
+      <w:proofErr w:type="spellEnd"/>
+      <w:r>
+        <w:rPr>
+          <w:sz w:val="18"/>
+          <w:szCs w:val="18"/>
+        </w:rPr>
+        <w:t xml:space="preserve"> </w:t>
+      </w:r>
+      <w:proofErr w:type="spellStart"/>
+      <w:proofErr w:type="gramStart"/>
+      <w:r>
+        <w:rPr>
+          <w:sz w:val="18"/>
+          <w:szCs w:val="18"/>
+        </w:rPr>
+        <w:t>Energy</w:t>
+      </w:r>
+      <w:proofErr w:type="spellEnd"/>
+      <w:r>
+        <w:rPr>
+          <w:sz w:val="18"/>
+          <w:szCs w:val="18"/>
+        </w:rPr>
+        <w:t xml:space="preserve"> -</w:t>
+      </w:r>
+      <w:proofErr w:type="gramEnd"/>
+      <w:r>
+        <w:rPr>
+          <w:sz w:val="18"/>
+          <w:szCs w:val="18"/>
+        </w:rPr>
+        <w:t xml:space="preserve"> BLE) yeteneğine sahip </w:t>
+      </w:r>
+      <w:proofErr w:type="spellStart"/>
+      <w:r>
+        <w:rPr>
+          <w:sz w:val="18"/>
+          <w:szCs w:val="18"/>
+        </w:rPr>
+        <w:t>Onloi</w:t>
+      </w:r>
+      <w:proofErr w:type="spellEnd"/>
+      <w:r>
+        <w:rPr>
+          <w:sz w:val="18"/>
+          <w:szCs w:val="18"/>
+        </w:rPr>
+        <w:t xml:space="preserve"> kilitlerinin</w:t>
+      </w:r>
+      <w:r>
+        <w:rPr>
+          <w:sz w:val="18"/>
+          <w:szCs w:val="18"/>
+        </w:rPr>
+        <w:t xml:space="preserve"> global internet ağına entegre etmeyi amaçlayan evrensel bir ağ geçidi (Gateway) çözümüdür. Sistem, marka bağımsız BLE uç cihazlarını tek bir merkezde toplayarak, bu cihazların bulut tabanlı otomasyon senaryoları üzerinden yönetilebilmesini sağlar.</w:t>
       </w:r>
       <w:r>
         <w:rPr>
@@ -135,7 +226,39 @@
           <w:sz w:val="18"/>
           <w:szCs w:val="18"/>
         </w:rPr>
-        <w:t>Geliştirilen Gateway donanımı, sistem mimarisinde "merkezi köprü" (Central Bridge) rolü üstlenmektedir. Cihaz, kendi üzerinde herhangi bir karar mekanizması veya yerel otomasyon (Local Linkage) barındırmaz. Temel işlevi, çift yönlü ve kesintisiz bir veri çevirmenliği yapmaktır:</w:t>
+        <w:t>Geliştirilen Gateway donanımı, sistem mimarisinde "merkezi köprü" (Central Bridge) rolü üstlenmektedir. Cihaz, kendi üzerinde herhangi bir karar mekanizması veya yerel otomasyon (</w:t>
+      </w:r>
+      <w:proofErr w:type="spellStart"/>
+      <w:r>
+        <w:rPr>
+          <w:sz w:val="18"/>
+          <w:szCs w:val="18"/>
+        </w:rPr>
+        <w:t>Local</w:t>
+      </w:r>
+      <w:proofErr w:type="spellEnd"/>
+      <w:r>
+        <w:rPr>
+          <w:sz w:val="18"/>
+          <w:szCs w:val="18"/>
+        </w:rPr>
+        <w:t xml:space="preserve"> </w:t>
+      </w:r>
+      <w:proofErr w:type="spellStart"/>
+      <w:r>
+        <w:rPr>
+          <w:sz w:val="18"/>
+          <w:szCs w:val="18"/>
+        </w:rPr>
+        <w:t>Linkage</w:t>
+      </w:r>
+      <w:proofErr w:type="spellEnd"/>
+      <w:r>
+        <w:rPr>
+          <w:sz w:val="18"/>
+          <w:szCs w:val="18"/>
+        </w:rPr>
+        <w:t>) barındırmaz. Temel işlevi, çift yönlü ve kesintisiz bir veri çevirmenliği yapmaktır:</w:t>
       </w:r>
     </w:p>
     <w:p>
@@ -164,7 +287,30 @@
           <w:sz w:val="18"/>
           <w:szCs w:val="18"/>
         </w:rPr>
-        <w:t xml:space="preserve"> Çevredeki BLE uç cihazlarından (örneğin bir sıcaklık sensöründen) gelen verileri GATT protokolü üzerinden okur.</w:t>
+        <w:t xml:space="preserve"> Çevredeki BLE uç cihazlarından (örneğin bir </w:t>
+      </w:r>
+      <w:proofErr w:type="spellStart"/>
+      <w:r>
+        <w:rPr>
+          <w:sz w:val="18"/>
+          <w:szCs w:val="18"/>
+        </w:rPr>
+        <w:t>Onloi</w:t>
+      </w:r>
+      <w:proofErr w:type="spellEnd"/>
+      <w:r>
+        <w:rPr>
+          <w:sz w:val="18"/>
+          <w:szCs w:val="18"/>
+        </w:rPr>
+        <w:t xml:space="preserve"> kilidin</w:t>
+      </w:r>
+      <w:r>
+        <w:rPr>
+          <w:sz w:val="18"/>
+          <w:szCs w:val="18"/>
+        </w:rPr>
+        <w:t>) gelen verileri GATT protokolü üzerinden okur.</w:t>
       </w:r>
     </w:p>
     <w:p>
@@ -193,7 +339,39 @@
           <w:sz w:val="18"/>
           <w:szCs w:val="18"/>
         </w:rPr>
-        <w:t xml:space="preserve"> Toplanan bu lokal verileri, Wi-Fi üzerinden MQTT protokolünü kullanarak uzak sunucuya (Cloud) iletir.</w:t>
+        <w:t xml:space="preserve"> Toplanan bu lokal verileri, </w:t>
+      </w:r>
+      <w:proofErr w:type="spellStart"/>
+      <w:r>
+        <w:rPr>
+          <w:sz w:val="18"/>
+          <w:szCs w:val="18"/>
+        </w:rPr>
+        <w:t>Wi</w:t>
+      </w:r>
+      <w:proofErr w:type="spellEnd"/>
+      <w:r>
+        <w:rPr>
+          <w:sz w:val="18"/>
+          <w:szCs w:val="18"/>
+        </w:rPr>
+        <w:t>-Fi üzerinden MQTT protokolünü kullanarak uzak sunucuya (</w:t>
+      </w:r>
+      <w:proofErr w:type="spellStart"/>
+      <w:r>
+        <w:rPr>
+          <w:sz w:val="18"/>
+          <w:szCs w:val="18"/>
+        </w:rPr>
+        <w:t>Cloud</w:t>
+      </w:r>
+      <w:proofErr w:type="spellEnd"/>
+      <w:r>
+        <w:rPr>
+          <w:sz w:val="18"/>
+          <w:szCs w:val="18"/>
+        </w:rPr>
+        <w:t>) iletir.</w:t>
       </w:r>
     </w:p>
     <w:p>
@@ -222,7 +400,21 @@
           <w:sz w:val="18"/>
           <w:szCs w:val="18"/>
         </w:rPr>
-        <w:t xml:space="preserve"> Bulut sunucusunda çalışan otomasyon algoritmaları veya kullanıcının sesli asistan (Alexa/Google Home) komutları doğrultusunda üretilen kararları alır ve ilgili BLE uç cihazına (örneğin akıllı bir prize) komut olarak geri iletir.</w:t>
+        <w:t xml:space="preserve"> Bulut sunucusunda çalışan otomasyon algoritmaları doğrultusunda üretilen kararları alır ve ilgili BLE uç cihazına (örneğin akıllı bir </w:t>
+      </w:r>
+      <w:r>
+        <w:rPr>
+          <w:sz w:val="18"/>
+          <w:szCs w:val="18"/>
+        </w:rPr>
+        <w:t>kilide</w:t>
+      </w:r>
+      <w:r>
+        <w:rPr>
+          <w:sz w:val="18"/>
+          <w:szCs w:val="18"/>
+        </w:rPr>
+        <w:t>) komut olarak geri iletir.</w:t>
       </w:r>
     </w:p>
     <w:p>
@@ -314,15 +506,32 @@
           <w:sz w:val="18"/>
           <w:szCs w:val="18"/>
         </w:rPr>
-        <w:t xml:space="preserve"> Wi-Fi</w:t>
-      </w:r>
-      <w:r>
-        <w:rPr>
-          <w:sz w:val="18"/>
-          <w:szCs w:val="18"/>
-        </w:rPr>
-        <w:br/>
-      </w:r>
+        <w:t xml:space="preserve"> </w:t>
+      </w:r>
+      <w:proofErr w:type="spellStart"/>
+      <w:r>
+        <w:rPr>
+          <w:sz w:val="18"/>
+          <w:szCs w:val="18"/>
+        </w:rPr>
+        <w:t>Wi</w:t>
+      </w:r>
+      <w:proofErr w:type="spellEnd"/>
+      <w:r>
+        <w:rPr>
+          <w:sz w:val="18"/>
+          <w:szCs w:val="18"/>
+        </w:rPr>
+        <w:t>-Fi</w:t>
+      </w:r>
+      <w:r>
+        <w:rPr>
+          <w:sz w:val="18"/>
+          <w:szCs w:val="18"/>
+        </w:rPr>
+        <w:br/>
+      </w:r>
+      <w:proofErr w:type="spellStart"/>
       <w:r>
         <w:rPr>
           <w:b/>
@@ -330,14 +539,104 @@
           <w:sz w:val="18"/>
           <w:szCs w:val="18"/>
         </w:rPr>
-        <w:t>Wifi haberleşme desteği</w:t>
-      </w:r>
-      <w:r>
-        <w:rPr>
-          <w:sz w:val="18"/>
-          <w:szCs w:val="18"/>
-        </w:rPr>
-        <w:t>: 802.11 b/g/n/e/i(802.11n, speeds up to 150 Mbps)</w:t>
+        <w:t>Wifi</w:t>
+      </w:r>
+      <w:proofErr w:type="spellEnd"/>
+      <w:r>
+        <w:rPr>
+          <w:b/>
+          <w:bCs/>
+          <w:sz w:val="18"/>
+          <w:szCs w:val="18"/>
+        </w:rPr>
+        <w:t xml:space="preserve"> haberleşme desteği</w:t>
+      </w:r>
+      <w:r>
+        <w:rPr>
+          <w:sz w:val="18"/>
+          <w:szCs w:val="18"/>
+        </w:rPr>
+        <w:t>: 802.11 b/g/n/e/</w:t>
+      </w:r>
+      <w:proofErr w:type="gramStart"/>
+      <w:r>
+        <w:rPr>
+          <w:sz w:val="18"/>
+          <w:szCs w:val="18"/>
+        </w:rPr>
+        <w:t>i(</w:t>
+      </w:r>
+      <w:proofErr w:type="gramEnd"/>
+      <w:r>
+        <w:rPr>
+          <w:sz w:val="18"/>
+          <w:szCs w:val="18"/>
+        </w:rPr>
+        <w:t xml:space="preserve">802.11n, </w:t>
+      </w:r>
+      <w:proofErr w:type="spellStart"/>
+      <w:r>
+        <w:rPr>
+          <w:sz w:val="18"/>
+          <w:szCs w:val="18"/>
+        </w:rPr>
+        <w:t>speeds</w:t>
+      </w:r>
+      <w:proofErr w:type="spellEnd"/>
+      <w:r>
+        <w:rPr>
+          <w:sz w:val="18"/>
+          <w:szCs w:val="18"/>
+        </w:rPr>
+        <w:t xml:space="preserve"> </w:t>
+      </w:r>
+      <w:proofErr w:type="spellStart"/>
+      <w:r>
+        <w:rPr>
+          <w:sz w:val="18"/>
+          <w:szCs w:val="18"/>
+        </w:rPr>
+        <w:t>up</w:t>
+      </w:r>
+      <w:proofErr w:type="spellEnd"/>
+      <w:r>
+        <w:rPr>
+          <w:sz w:val="18"/>
+          <w:szCs w:val="18"/>
+        </w:rPr>
+        <w:t xml:space="preserve"> </w:t>
+      </w:r>
+      <w:proofErr w:type="spellStart"/>
+      <w:r>
+        <w:rPr>
+          <w:sz w:val="18"/>
+          <w:szCs w:val="18"/>
+        </w:rPr>
+        <w:t>to</w:t>
+      </w:r>
+      <w:proofErr w:type="spellEnd"/>
+      <w:r>
+        <w:rPr>
+          <w:sz w:val="18"/>
+          <w:szCs w:val="18"/>
+        </w:rPr>
+        <w:t xml:space="preserve"> 150 </w:t>
+      </w:r>
+      <w:proofErr w:type="spellStart"/>
+      <w:r>
+        <w:rPr>
+          <w:sz w:val="18"/>
+          <w:szCs w:val="18"/>
+        </w:rPr>
+        <w:t>Mbps</w:t>
+      </w:r>
+      <w:proofErr w:type="spellEnd"/>
+      <w:r>
+        <w:rPr>
+          <w:sz w:val="18"/>
+          <w:szCs w:val="18"/>
+        </w:rPr>
+        <w:t>)</w:t>
       </w:r>
     </w:p>
     <w:p>
@@ -348,6 +647,7 @@
           <w:szCs w:val="18"/>
         </w:rPr>
       </w:pPr>
+      <w:proofErr w:type="spellStart"/>
       <w:r>
         <w:rPr>
           <w:b/>
@@ -355,7 +655,17 @@
           <w:sz w:val="18"/>
           <w:szCs w:val="18"/>
         </w:rPr>
-        <w:t>Wifi frekans</w:t>
+        <w:t>Wifi</w:t>
+      </w:r>
+      <w:proofErr w:type="spellEnd"/>
+      <w:r>
+        <w:rPr>
+          <w:b/>
+          <w:bCs/>
+          <w:sz w:val="18"/>
+          <w:szCs w:val="18"/>
+        </w:rPr>
+        <w:t xml:space="preserve"> frekans</w:t>
       </w:r>
       <w:r>
         <w:rPr>
@@ -378,6 +688,7 @@
           <w:szCs w:val="18"/>
         </w:rPr>
       </w:pPr>
+      <w:proofErr w:type="spellStart"/>
       <w:r>
         <w:rPr>
           <w:b/>
@@ -385,7 +696,37 @@
           <w:sz w:val="18"/>
           <w:szCs w:val="18"/>
         </w:rPr>
-        <w:t>Led Indicator:</w:t>
+        <w:t>Led</w:t>
+      </w:r>
+      <w:proofErr w:type="spellEnd"/>
+      <w:r>
+        <w:rPr>
+          <w:b/>
+          <w:bCs/>
+          <w:sz w:val="18"/>
+          <w:szCs w:val="18"/>
+        </w:rPr>
+        <w:t xml:space="preserve"> </w:t>
+      </w:r>
+      <w:proofErr w:type="spellStart"/>
+      <w:r>
+        <w:rPr>
+          <w:b/>
+          <w:bCs/>
+          <w:sz w:val="18"/>
+          <w:szCs w:val="18"/>
+        </w:rPr>
+        <w:t>Indicator</w:t>
+      </w:r>
+      <w:proofErr w:type="spellEnd"/>
+      <w:r>
+        <w:rPr>
+          <w:b/>
+          <w:bCs/>
+          <w:sz w:val="18"/>
+          <w:szCs w:val="18"/>
+        </w:rPr>
+        <w:t>:</w:t>
       </w:r>
       <w:r>
         <w:rPr>
@@ -410,74 +751,31 @@
           <w:sz w:val="18"/>
           <w:szCs w:val="18"/>
         </w:rPr>
-        <w:t>Multi-Mode Gateway</w:t>
-      </w:r>
-      <w:r>
-        <w:rPr>
-          <w:sz w:val="18"/>
-          <w:szCs w:val="18"/>
-        </w:rPr>
-        <w:br/>
-      </w:r>
+        <w:t>Multi-</w:t>
+      </w:r>
+      <w:proofErr w:type="spellStart"/>
       <w:r>
         <w:rPr>
           <w:b/>
           <w:bCs/>
-          <w:sz w:val="18"/>
-          <w:szCs w:val="18"/>
-        </w:rPr>
-        <w:t>Blue LED</w:t>
-      </w:r>
-      <w:r>
-        <w:rPr>
-          <w:sz w:val="18"/>
-          <w:szCs w:val="18"/>
-        </w:rPr>
-        <w:t>:</w:t>
-      </w:r>
-      <w:r>
-        <w:rPr>
-          <w:sz w:val="18"/>
-          <w:szCs w:val="18"/>
-        </w:rPr>
-        <w:t xml:space="preserve"> Bluetooth Status Indicator</w:t>
-      </w:r>
-      <w:r>
-        <w:rPr>
-          <w:sz w:val="18"/>
-          <w:szCs w:val="18"/>
-        </w:rPr>
-        <w:br/>
-      </w:r>
+          <w:i/>
+          <w:iCs/>
+          <w:sz w:val="18"/>
+          <w:szCs w:val="18"/>
+        </w:rPr>
+        <w:t>Mode</w:t>
+      </w:r>
+      <w:proofErr w:type="spellEnd"/>
       <w:r>
         <w:rPr>
           <w:b/>
           <w:bCs/>
-          <w:sz w:val="18"/>
-          <w:szCs w:val="18"/>
-        </w:rPr>
-        <w:t>Red Led</w:t>
-      </w:r>
-      <w:r>
-        <w:rPr>
-          <w:sz w:val="18"/>
-          <w:szCs w:val="18"/>
-        </w:rPr>
-        <w:t>:</w:t>
-      </w:r>
-      <w:r>
-        <w:rPr>
-          <w:sz w:val="18"/>
-          <w:szCs w:val="18"/>
-        </w:rPr>
-        <w:t xml:space="preserve"> Wi-Fi Status Indıcator</w:t>
-      </w:r>
-      <w:r>
-        <w:rPr>
-          <w:sz w:val="18"/>
-          <w:szCs w:val="18"/>
-        </w:rPr>
-        <w:br/>
+          <w:i/>
+          <w:iCs/>
+          <w:sz w:val="18"/>
+          <w:szCs w:val="18"/>
+        </w:rPr>
+        <w:t xml:space="preserve"> Gateway</w:t>
       </w:r>
       <w:r>
         <w:rPr>
@@ -493,15 +791,55 @@
           <w:sz w:val="18"/>
           <w:szCs w:val="18"/>
         </w:rPr>
-        <w:t>Bluetooth</w:t>
-      </w:r>
-      <w:r>
-        <w:rPr>
-          <w:sz w:val="18"/>
-          <w:szCs w:val="18"/>
-        </w:rPr>
-        <w:br/>
-      </w:r>
+        <w:t>Blue LED</w:t>
+      </w:r>
+      <w:r>
+        <w:rPr>
+          <w:sz w:val="18"/>
+          <w:szCs w:val="18"/>
+        </w:rPr>
+        <w:t>:</w:t>
+      </w:r>
+      <w:r>
+        <w:rPr>
+          <w:sz w:val="18"/>
+          <w:szCs w:val="18"/>
+        </w:rPr>
+        <w:t xml:space="preserve"> Bluetooth </w:t>
+      </w:r>
+      <w:proofErr w:type="spellStart"/>
+      <w:r>
+        <w:rPr>
+          <w:sz w:val="18"/>
+          <w:szCs w:val="18"/>
+        </w:rPr>
+        <w:t>Status</w:t>
+      </w:r>
+      <w:proofErr w:type="spellEnd"/>
+      <w:r>
+        <w:rPr>
+          <w:sz w:val="18"/>
+          <w:szCs w:val="18"/>
+        </w:rPr>
+        <w:t xml:space="preserve"> </w:t>
+      </w:r>
+      <w:proofErr w:type="spellStart"/>
+      <w:r>
+        <w:rPr>
+          <w:sz w:val="18"/>
+          <w:szCs w:val="18"/>
+        </w:rPr>
+        <w:t>Indicator</w:t>
+      </w:r>
+      <w:proofErr w:type="spellEnd"/>
+      <w:r>
+        <w:rPr>
+          <w:sz w:val="18"/>
+          <w:szCs w:val="18"/>
+        </w:rPr>
+        <w:br/>
+      </w:r>
+      <w:proofErr w:type="spellStart"/>
       <w:r>
         <w:rPr>
           <w:b/>
@@ -509,29 +847,9 @@
           <w:sz w:val="18"/>
           <w:szCs w:val="18"/>
         </w:rPr>
-        <w:t>Blue LED</w:t>
-      </w:r>
-      <w:r>
-        <w:rPr>
-          <w:sz w:val="18"/>
-          <w:szCs w:val="18"/>
-        </w:rPr>
-        <w:t>:</w:t>
-      </w:r>
-      <w:r>
-        <w:rPr>
-          <w:sz w:val="18"/>
-          <w:szCs w:val="18"/>
-        </w:rPr>
-        <w:t xml:space="preserve"> Bluetooth Status Indıcator</w:t>
-      </w:r>
-      <w:r>
-        <w:rPr>
-          <w:sz w:val="18"/>
-          <w:szCs w:val="18"/>
-        </w:rPr>
-        <w:br/>
-      </w:r>
+        <w:t>Red</w:t>
+      </w:r>
+      <w:proofErr w:type="spellEnd"/>
       <w:r>
         <w:rPr>
           <w:b/>
@@ -539,36 +857,9 @@
           <w:sz w:val="18"/>
           <w:szCs w:val="18"/>
         </w:rPr>
-        <w:t>Red LED</w:t>
-      </w:r>
-      <w:r>
-        <w:rPr>
-          <w:sz w:val="18"/>
-          <w:szCs w:val="18"/>
-        </w:rPr>
-        <w:t>:</w:t>
-      </w:r>
-      <w:r>
-        <w:rPr>
-          <w:sz w:val="18"/>
-          <w:szCs w:val="18"/>
-        </w:rPr>
-        <w:t xml:space="preserve"> Wi-Fi Status Indicator</w:t>
-      </w:r>
-      <w:r>
-        <w:rPr>
-          <w:sz w:val="18"/>
-          <w:szCs w:val="18"/>
-        </w:rPr>
-        <w:br/>
-      </w:r>
-      <w:r>
-        <w:rPr>
-          <w:sz w:val="18"/>
-          <w:szCs w:val="18"/>
-        </w:rPr>
-        <w:br/>
-      </w:r>
+        <w:t xml:space="preserve"> </w:t>
+      </w:r>
+      <w:proofErr w:type="spellStart"/>
       <w:r>
         <w:rPr>
           <w:b/>
@@ -576,14 +867,70 @@
           <w:sz w:val="18"/>
           <w:szCs w:val="18"/>
         </w:rPr>
-        <w:t>Connections</w:t>
-      </w:r>
+        <w:t>Led</w:t>
+      </w:r>
+      <w:proofErr w:type="spellEnd"/>
       <w:r>
         <w:rPr>
           <w:sz w:val="18"/>
           <w:szCs w:val="18"/>
         </w:rPr>
         <w:t>:</w:t>
+      </w:r>
+      <w:r>
+        <w:rPr>
+          <w:sz w:val="18"/>
+          <w:szCs w:val="18"/>
+        </w:rPr>
+        <w:t xml:space="preserve"> </w:t>
+      </w:r>
+      <w:proofErr w:type="spellStart"/>
+      <w:r>
+        <w:rPr>
+          <w:sz w:val="18"/>
+          <w:szCs w:val="18"/>
+        </w:rPr>
+        <w:t>Wi</w:t>
+      </w:r>
+      <w:proofErr w:type="spellEnd"/>
+      <w:r>
+        <w:rPr>
+          <w:sz w:val="18"/>
+          <w:szCs w:val="18"/>
+        </w:rPr>
+        <w:t xml:space="preserve">-Fi </w:t>
+      </w:r>
+      <w:proofErr w:type="spellStart"/>
+      <w:r>
+        <w:rPr>
+          <w:sz w:val="18"/>
+          <w:szCs w:val="18"/>
+        </w:rPr>
+        <w:t>Status</w:t>
+      </w:r>
+      <w:proofErr w:type="spellEnd"/>
+      <w:r>
+        <w:rPr>
+          <w:sz w:val="18"/>
+          <w:szCs w:val="18"/>
+        </w:rPr>
+        <w:t xml:space="preserve"> </w:t>
+      </w:r>
+      <w:proofErr w:type="spellStart"/>
+      <w:r>
+        <w:rPr>
+          <w:sz w:val="18"/>
+          <w:szCs w:val="18"/>
+        </w:rPr>
+        <w:t>Indıcator</w:t>
+      </w:r>
+      <w:proofErr w:type="spellEnd"/>
+      <w:r>
+        <w:rPr>
+          <w:sz w:val="18"/>
+          <w:szCs w:val="18"/>
+        </w:rPr>
+        <w:br/>
       </w:r>
       <w:r>
         <w:rPr>
@@ -599,14 +946,7 @@
           <w:sz w:val="18"/>
           <w:szCs w:val="18"/>
         </w:rPr>
-        <w:t>USB Type-C</w:t>
-      </w:r>
-      <w:r>
-        <w:rPr>
-          <w:sz w:val="18"/>
-          <w:szCs w:val="18"/>
-        </w:rPr>
-        <w:t>: Power 5V-1A</w:t>
+        <w:t>Bluetooth</w:t>
       </w:r>
       <w:r>
         <w:rPr>
@@ -622,6 +962,234 @@
           <w:sz w:val="18"/>
           <w:szCs w:val="18"/>
         </w:rPr>
+        <w:t>Blue LED</w:t>
+      </w:r>
+      <w:r>
+        <w:rPr>
+          <w:sz w:val="18"/>
+          <w:szCs w:val="18"/>
+        </w:rPr>
+        <w:t>:</w:t>
+      </w:r>
+      <w:r>
+        <w:rPr>
+          <w:sz w:val="18"/>
+          <w:szCs w:val="18"/>
+        </w:rPr>
+        <w:t xml:space="preserve"> Bluetooth </w:t>
+      </w:r>
+      <w:proofErr w:type="spellStart"/>
+      <w:r>
+        <w:rPr>
+          <w:sz w:val="18"/>
+          <w:szCs w:val="18"/>
+        </w:rPr>
+        <w:t>Status</w:t>
+      </w:r>
+      <w:proofErr w:type="spellEnd"/>
+      <w:r>
+        <w:rPr>
+          <w:sz w:val="18"/>
+          <w:szCs w:val="18"/>
+        </w:rPr>
+        <w:t xml:space="preserve"> </w:t>
+      </w:r>
+      <w:proofErr w:type="spellStart"/>
+      <w:r>
+        <w:rPr>
+          <w:sz w:val="18"/>
+          <w:szCs w:val="18"/>
+        </w:rPr>
+        <w:t>Indıcator</w:t>
+      </w:r>
+      <w:proofErr w:type="spellEnd"/>
+      <w:r>
+        <w:rPr>
+          <w:sz w:val="18"/>
+          <w:szCs w:val="18"/>
+        </w:rPr>
+        <w:br/>
+      </w:r>
+      <w:proofErr w:type="spellStart"/>
+      <w:r>
+        <w:rPr>
+          <w:b/>
+          <w:bCs/>
+          <w:sz w:val="18"/>
+          <w:szCs w:val="18"/>
+        </w:rPr>
+        <w:t>Red</w:t>
+      </w:r>
+      <w:proofErr w:type="spellEnd"/>
+      <w:r>
+        <w:rPr>
+          <w:b/>
+          <w:bCs/>
+          <w:sz w:val="18"/>
+          <w:szCs w:val="18"/>
+        </w:rPr>
+        <w:t xml:space="preserve"> LED</w:t>
+      </w:r>
+      <w:r>
+        <w:rPr>
+          <w:sz w:val="18"/>
+          <w:szCs w:val="18"/>
+        </w:rPr>
+        <w:t>:</w:t>
+      </w:r>
+      <w:r>
+        <w:rPr>
+          <w:sz w:val="18"/>
+          <w:szCs w:val="18"/>
+        </w:rPr>
+        <w:t xml:space="preserve"> </w:t>
+      </w:r>
+      <w:proofErr w:type="spellStart"/>
+      <w:r>
+        <w:rPr>
+          <w:sz w:val="18"/>
+          <w:szCs w:val="18"/>
+        </w:rPr>
+        <w:t>Wi</w:t>
+      </w:r>
+      <w:proofErr w:type="spellEnd"/>
+      <w:r>
+        <w:rPr>
+          <w:sz w:val="18"/>
+          <w:szCs w:val="18"/>
+        </w:rPr>
+        <w:t xml:space="preserve">-Fi </w:t>
+      </w:r>
+      <w:proofErr w:type="spellStart"/>
+      <w:r>
+        <w:rPr>
+          <w:sz w:val="18"/>
+          <w:szCs w:val="18"/>
+        </w:rPr>
+        <w:t>Status</w:t>
+      </w:r>
+      <w:proofErr w:type="spellEnd"/>
+      <w:r>
+        <w:rPr>
+          <w:sz w:val="18"/>
+          <w:szCs w:val="18"/>
+        </w:rPr>
+        <w:t xml:space="preserve"> </w:t>
+      </w:r>
+      <w:proofErr w:type="spellStart"/>
+      <w:r>
+        <w:rPr>
+          <w:sz w:val="18"/>
+          <w:szCs w:val="18"/>
+        </w:rPr>
+        <w:t>Indicator</w:t>
+      </w:r>
+      <w:proofErr w:type="spellEnd"/>
+      <w:r>
+        <w:rPr>
+          <w:sz w:val="18"/>
+          <w:szCs w:val="18"/>
+        </w:rPr>
+        <w:br/>
+      </w:r>
+      <w:r>
+        <w:rPr>
+          <w:sz w:val="18"/>
+          <w:szCs w:val="18"/>
+        </w:rPr>
+        <w:br/>
+      </w:r>
+      <w:proofErr w:type="spellStart"/>
+      <w:r>
+        <w:rPr>
+          <w:b/>
+          <w:bCs/>
+          <w:sz w:val="18"/>
+          <w:szCs w:val="18"/>
+        </w:rPr>
+        <w:t>Connections</w:t>
+      </w:r>
+      <w:proofErr w:type="spellEnd"/>
+      <w:r>
+        <w:rPr>
+          <w:sz w:val="18"/>
+          <w:szCs w:val="18"/>
+        </w:rPr>
+        <w:t>:</w:t>
+      </w:r>
+      <w:r>
+        <w:rPr>
+          <w:sz w:val="18"/>
+          <w:szCs w:val="18"/>
+        </w:rPr>
+        <w:br/>
+      </w:r>
+      <w:r>
+        <w:rPr>
+          <w:b/>
+          <w:bCs/>
+          <w:sz w:val="18"/>
+          <w:szCs w:val="18"/>
+        </w:rPr>
+        <w:t xml:space="preserve">USB </w:t>
+      </w:r>
+      <w:proofErr w:type="spellStart"/>
+      <w:r>
+        <w:rPr>
+          <w:b/>
+          <w:bCs/>
+          <w:sz w:val="18"/>
+          <w:szCs w:val="18"/>
+        </w:rPr>
+        <w:t>Type</w:t>
+      </w:r>
+      <w:proofErr w:type="spellEnd"/>
+      <w:r>
+        <w:rPr>
+          <w:b/>
+          <w:bCs/>
+          <w:sz w:val="18"/>
+          <w:szCs w:val="18"/>
+        </w:rPr>
+        <w:t>-C</w:t>
+      </w:r>
+      <w:r>
+        <w:rPr>
+          <w:sz w:val="18"/>
+          <w:szCs w:val="18"/>
+        </w:rPr>
+        <w:t xml:space="preserve">: </w:t>
+      </w:r>
+      <w:proofErr w:type="spellStart"/>
+      <w:r>
+        <w:rPr>
+          <w:sz w:val="18"/>
+          <w:szCs w:val="18"/>
+        </w:rPr>
+        <w:t>Power</w:t>
+      </w:r>
+      <w:proofErr w:type="spellEnd"/>
+      <w:r>
+        <w:rPr>
+          <w:sz w:val="18"/>
+          <w:szCs w:val="18"/>
+        </w:rPr>
+        <w:t xml:space="preserve"> 5V-1A</w:t>
+      </w:r>
+      <w:r>
+        <w:rPr>
+          <w:sz w:val="18"/>
+          <w:szCs w:val="18"/>
+        </w:rPr>
+        <w:br/>
+      </w:r>
+      <w:r>
+        <w:rPr>
+          <w:b/>
+          <w:bCs/>
+          <w:sz w:val="18"/>
+          <w:szCs w:val="18"/>
+        </w:rPr>
         <w:t>Switch</w:t>
       </w:r>
       <w:r>
@@ -629,8 +1197,33 @@
           <w:sz w:val="18"/>
           <w:szCs w:val="18"/>
         </w:rPr>
-        <w:t>: Switch/Reset Key</w:t>
-      </w:r>
+        <w:t>: Switch/</w:t>
+      </w:r>
+      <w:proofErr w:type="spellStart"/>
+      <w:r>
+        <w:rPr>
+          <w:sz w:val="18"/>
+          <w:szCs w:val="18"/>
+        </w:rPr>
+        <w:t>Reset</w:t>
+      </w:r>
+      <w:proofErr w:type="spellEnd"/>
+      <w:r>
+        <w:rPr>
+          <w:sz w:val="18"/>
+          <w:szCs w:val="18"/>
+        </w:rPr>
+        <w:t xml:space="preserve"> </w:t>
+      </w:r>
+      <w:proofErr w:type="spellStart"/>
+      <w:r>
+        <w:rPr>
+          <w:sz w:val="18"/>
+          <w:szCs w:val="18"/>
+        </w:rPr>
+        <w:t>Key</w:t>
+      </w:r>
+      <w:proofErr w:type="spellEnd"/>
     </w:p>
     <w:p>
       <w:pPr>
@@ -659,8 +1252,17 @@
           <w:sz w:val="18"/>
           <w:szCs w:val="18"/>
         </w:rPr>
-        <w:t>Bluetooth Performance</w:t>
-      </w:r>
+        <w:t xml:space="preserve">Bluetooth </w:t>
+      </w:r>
+      <w:proofErr w:type="spellStart"/>
+      <w:r>
+        <w:rPr>
+          <w:sz w:val="18"/>
+          <w:szCs w:val="18"/>
+        </w:rPr>
+        <w:t>Performance</w:t>
+      </w:r>
+      <w:proofErr w:type="spellEnd"/>
     </w:p>
     <w:p>
       <w:pPr>
@@ -689,29 +1291,102 @@
           <w:sz w:val="18"/>
           <w:szCs w:val="18"/>
         </w:rPr>
-        <w:t xml:space="preserve">Bluetooth version: </w:t>
-      </w:r>
-      <w:r>
-        <w:rPr>
-          <w:sz w:val="18"/>
-          <w:szCs w:val="18"/>
-        </w:rPr>
-        <w:br/>
-      </w:r>
-      <w:r>
-        <w:rPr>
-          <w:sz w:val="18"/>
-          <w:szCs w:val="18"/>
-        </w:rPr>
-        <w:t>Bluetooth 5.0 low energy</w:t>
-      </w:r>
-      <w:r>
-        <w:rPr>
-          <w:sz w:val="18"/>
-          <w:szCs w:val="18"/>
-        </w:rPr>
-        <w:br/>
-        <w:t>(support 1M/2M/Coded LE PHY)</w:t>
+        <w:t xml:space="preserve">Bluetooth </w:t>
+      </w:r>
+      <w:proofErr w:type="spellStart"/>
+      <w:r>
+        <w:rPr>
+          <w:sz w:val="18"/>
+          <w:szCs w:val="18"/>
+        </w:rPr>
+        <w:t>version</w:t>
+      </w:r>
+      <w:proofErr w:type="spellEnd"/>
+      <w:r>
+        <w:rPr>
+          <w:sz w:val="18"/>
+          <w:szCs w:val="18"/>
+        </w:rPr>
+        <w:t xml:space="preserve">: </w:t>
+      </w:r>
+      <w:r>
+        <w:rPr>
+          <w:sz w:val="18"/>
+          <w:szCs w:val="18"/>
+        </w:rPr>
+        <w:br/>
+      </w:r>
+      <w:r>
+        <w:rPr>
+          <w:sz w:val="18"/>
+          <w:szCs w:val="18"/>
+        </w:rPr>
+        <w:t xml:space="preserve">Bluetooth 5.0 </w:t>
+      </w:r>
+      <w:proofErr w:type="spellStart"/>
+      <w:r>
+        <w:rPr>
+          <w:sz w:val="18"/>
+          <w:szCs w:val="18"/>
+        </w:rPr>
+        <w:t>low</w:t>
+      </w:r>
+      <w:proofErr w:type="spellEnd"/>
+      <w:r>
+        <w:rPr>
+          <w:sz w:val="18"/>
+          <w:szCs w:val="18"/>
+        </w:rPr>
+        <w:t xml:space="preserve"> </w:t>
+      </w:r>
+      <w:proofErr w:type="spellStart"/>
+      <w:r>
+        <w:rPr>
+          <w:sz w:val="18"/>
+          <w:szCs w:val="18"/>
+        </w:rPr>
+        <w:t>energy</w:t>
+      </w:r>
+      <w:proofErr w:type="spellEnd"/>
+      <w:r>
+        <w:rPr>
+          <w:sz w:val="18"/>
+          <w:szCs w:val="18"/>
+        </w:rPr>
+        <w:br/>
+        <w:t>(</w:t>
+      </w:r>
+      <w:proofErr w:type="spellStart"/>
+      <w:r>
+        <w:rPr>
+          <w:sz w:val="18"/>
+          <w:szCs w:val="18"/>
+        </w:rPr>
+        <w:t>support</w:t>
+      </w:r>
+      <w:proofErr w:type="spellEnd"/>
+      <w:r>
+        <w:rPr>
+          <w:sz w:val="18"/>
+          <w:szCs w:val="18"/>
+        </w:rPr>
+        <w:t xml:space="preserve"> 1M/2M/</w:t>
+      </w:r>
+      <w:proofErr w:type="spellStart"/>
+      <w:r>
+        <w:rPr>
+          <w:sz w:val="18"/>
+          <w:szCs w:val="18"/>
+        </w:rPr>
+        <w:t>Coded</w:t>
+      </w:r>
+      <w:proofErr w:type="spellEnd"/>
+      <w:r>
+        <w:rPr>
+          <w:sz w:val="18"/>
+          <w:szCs w:val="18"/>
+        </w:rPr>
+        <w:t xml:space="preserve"> LE PHY)</w:t>
       </w:r>
       <w:r>
         <w:rPr>
@@ -739,30 +1414,105 @@
           <w:sz w:val="18"/>
           <w:szCs w:val="18"/>
         </w:rPr>
-        <w:t xml:space="preserve">Bluetooth Roles: </w:t>
-      </w:r>
-      <w:r>
-        <w:rPr>
-          <w:sz w:val="18"/>
-          <w:szCs w:val="18"/>
-        </w:rPr>
-        <w:br/>
-      </w:r>
-      <w:r>
-        <w:rPr>
-          <w:sz w:val="18"/>
-          <w:szCs w:val="18"/>
-        </w:rPr>
-        <w:t>Oberserver role for scanning</w:t>
-      </w:r>
-      <w:r>
-        <w:rPr>
-          <w:sz w:val="18"/>
-          <w:szCs w:val="18"/>
-        </w:rPr>
-        <w:br/>
-        <w:t>Central role for connecting</w:t>
-      </w:r>
+        <w:t xml:space="preserve">Bluetooth </w:t>
+      </w:r>
+      <w:proofErr w:type="spellStart"/>
+      <w:r>
+        <w:rPr>
+          <w:sz w:val="18"/>
+          <w:szCs w:val="18"/>
+        </w:rPr>
+        <w:t>Roles</w:t>
+      </w:r>
+      <w:proofErr w:type="spellEnd"/>
+      <w:r>
+        <w:rPr>
+          <w:sz w:val="18"/>
+          <w:szCs w:val="18"/>
+        </w:rPr>
+        <w:t xml:space="preserve">: </w:t>
+      </w:r>
+      <w:r>
+        <w:rPr>
+          <w:sz w:val="18"/>
+          <w:szCs w:val="18"/>
+        </w:rPr>
+        <w:br/>
+      </w:r>
+      <w:proofErr w:type="spellStart"/>
+      <w:r>
+        <w:rPr>
+          <w:sz w:val="18"/>
+          <w:szCs w:val="18"/>
+        </w:rPr>
+        <w:t>Oberserver</w:t>
+      </w:r>
+      <w:proofErr w:type="spellEnd"/>
+      <w:r>
+        <w:rPr>
+          <w:sz w:val="18"/>
+          <w:szCs w:val="18"/>
+        </w:rPr>
+        <w:t xml:space="preserve"> role </w:t>
+      </w:r>
+      <w:proofErr w:type="spellStart"/>
+      <w:r>
+        <w:rPr>
+          <w:sz w:val="18"/>
+          <w:szCs w:val="18"/>
+        </w:rPr>
+        <w:t>for</w:t>
+      </w:r>
+      <w:proofErr w:type="spellEnd"/>
+      <w:r>
+        <w:rPr>
+          <w:sz w:val="18"/>
+          <w:szCs w:val="18"/>
+        </w:rPr>
+        <w:t xml:space="preserve"> </w:t>
+      </w:r>
+      <w:proofErr w:type="spellStart"/>
+      <w:r>
+        <w:rPr>
+          <w:sz w:val="18"/>
+          <w:szCs w:val="18"/>
+        </w:rPr>
+        <w:t>scanning</w:t>
+      </w:r>
+      <w:proofErr w:type="spellEnd"/>
+      <w:r>
+        <w:rPr>
+          <w:sz w:val="18"/>
+          <w:szCs w:val="18"/>
+        </w:rPr>
+        <w:br/>
+        <w:t xml:space="preserve">Central role </w:t>
+      </w:r>
+      <w:proofErr w:type="spellStart"/>
+      <w:r>
+        <w:rPr>
+          <w:sz w:val="18"/>
+          <w:szCs w:val="18"/>
+        </w:rPr>
+        <w:t>for</w:t>
+      </w:r>
+      <w:proofErr w:type="spellEnd"/>
+      <w:r>
+        <w:rPr>
+          <w:sz w:val="18"/>
+          <w:szCs w:val="18"/>
+        </w:rPr>
+        <w:t xml:space="preserve"> </w:t>
+      </w:r>
+      <w:proofErr w:type="spellStart"/>
+      <w:r>
+        <w:rPr>
+          <w:sz w:val="18"/>
+          <w:szCs w:val="18"/>
+        </w:rPr>
+        <w:t>connecting</w:t>
+      </w:r>
+      <w:proofErr w:type="spellEnd"/>
       <w:r>
         <w:rPr>
           <w:sz w:val="18"/>
@@ -789,21 +1539,46 @@
           <w:sz w:val="18"/>
           <w:szCs w:val="18"/>
         </w:rPr>
-        <w:t xml:space="preserve">Bluetooth scan PHY: </w:t>
-      </w:r>
-      <w:r>
-        <w:rPr>
-          <w:sz w:val="18"/>
-          <w:szCs w:val="18"/>
-        </w:rPr>
-        <w:br/>
-      </w:r>
-      <w:r>
-        <w:rPr>
-          <w:sz w:val="18"/>
-          <w:szCs w:val="18"/>
-        </w:rPr>
-        <w:t>Legacy BLE 4.2 1M PHY</w:t>
+        <w:t xml:space="preserve">Bluetooth </w:t>
+      </w:r>
+      <w:proofErr w:type="spellStart"/>
+      <w:r>
+        <w:rPr>
+          <w:sz w:val="18"/>
+          <w:szCs w:val="18"/>
+        </w:rPr>
+        <w:t>scan</w:t>
+      </w:r>
+      <w:proofErr w:type="spellEnd"/>
+      <w:r>
+        <w:rPr>
+          <w:sz w:val="18"/>
+          <w:szCs w:val="18"/>
+        </w:rPr>
+        <w:t xml:space="preserve"> PHY: </w:t>
+      </w:r>
+      <w:r>
+        <w:rPr>
+          <w:sz w:val="18"/>
+          <w:szCs w:val="18"/>
+        </w:rPr>
+        <w:br/>
+      </w:r>
+      <w:proofErr w:type="spellStart"/>
+      <w:r>
+        <w:rPr>
+          <w:sz w:val="18"/>
+          <w:szCs w:val="18"/>
+        </w:rPr>
+        <w:t>Legacy</w:t>
+      </w:r>
+      <w:proofErr w:type="spellEnd"/>
+      <w:r>
+        <w:rPr>
+          <w:sz w:val="18"/>
+          <w:szCs w:val="18"/>
+        </w:rPr>
+        <w:t xml:space="preserve"> BLE 4.2 1M PHY</w:t>
       </w:r>
       <w:r>
         <w:rPr>
@@ -827,7 +1602,55 @@
           <w:szCs w:val="18"/>
         </w:rPr>
         <w:br/>
-        <w:t>Bluetooth 5 Coded PHY (long range)</w:t>
+        <w:t xml:space="preserve">Bluetooth 5 </w:t>
+      </w:r>
+      <w:proofErr w:type="spellStart"/>
+      <w:r>
+        <w:rPr>
+          <w:sz w:val="18"/>
+          <w:szCs w:val="18"/>
+        </w:rPr>
+        <w:t>Coded</w:t>
+      </w:r>
+      <w:proofErr w:type="spellEnd"/>
+      <w:r>
+        <w:rPr>
+          <w:sz w:val="18"/>
+          <w:szCs w:val="18"/>
+        </w:rPr>
+        <w:t xml:space="preserve"> PHY (</w:t>
+      </w:r>
+      <w:proofErr w:type="spellStart"/>
+      <w:r>
+        <w:rPr>
+          <w:sz w:val="18"/>
+          <w:szCs w:val="18"/>
+        </w:rPr>
+        <w:t>long</w:t>
+      </w:r>
+      <w:proofErr w:type="spellEnd"/>
+      <w:r>
+        <w:rPr>
+          <w:sz w:val="18"/>
+          <w:szCs w:val="18"/>
+        </w:rPr>
+        <w:t xml:space="preserve"> </w:t>
+      </w:r>
+      <w:proofErr w:type="spellStart"/>
+      <w:r>
+        <w:rPr>
+          <w:sz w:val="18"/>
+          <w:szCs w:val="18"/>
+        </w:rPr>
+        <w:t>range</w:t>
+      </w:r>
+      <w:proofErr w:type="spellEnd"/>
+      <w:r>
+        <w:rPr>
+          <w:sz w:val="18"/>
+          <w:szCs w:val="18"/>
+        </w:rPr>
+        <w:t>)</w:t>
       </w:r>
       <w:r>
         <w:rPr>
@@ -855,29 +1678,182 @@
           <w:sz w:val="18"/>
           <w:szCs w:val="18"/>
         </w:rPr>
-        <w:t xml:space="preserve">Active scanning: </w:t>
-      </w:r>
-      <w:r>
-        <w:rPr>
-          <w:sz w:val="18"/>
-          <w:szCs w:val="18"/>
-        </w:rPr>
-        <w:br/>
-      </w:r>
-      <w:r>
-        <w:rPr>
-          <w:sz w:val="18"/>
-          <w:szCs w:val="18"/>
-        </w:rPr>
-        <w:t>Request scan response packets (By default)</w:t>
-      </w:r>
-      <w:r>
-        <w:rPr>
-          <w:sz w:val="18"/>
-          <w:szCs w:val="18"/>
-        </w:rPr>
-        <w:br/>
-        <w:t>Can be disabled (passive scanning)</w:t>
+        <w:t xml:space="preserve">Active </w:t>
+      </w:r>
+      <w:proofErr w:type="spellStart"/>
+      <w:r>
+        <w:rPr>
+          <w:sz w:val="18"/>
+          <w:szCs w:val="18"/>
+        </w:rPr>
+        <w:t>scanning</w:t>
+      </w:r>
+      <w:proofErr w:type="spellEnd"/>
+      <w:r>
+        <w:rPr>
+          <w:sz w:val="18"/>
+          <w:szCs w:val="18"/>
+        </w:rPr>
+        <w:t xml:space="preserve">: </w:t>
+      </w:r>
+      <w:r>
+        <w:rPr>
+          <w:sz w:val="18"/>
+          <w:szCs w:val="18"/>
+        </w:rPr>
+        <w:br/>
+      </w:r>
+      <w:proofErr w:type="spellStart"/>
+      <w:r>
+        <w:rPr>
+          <w:sz w:val="18"/>
+          <w:szCs w:val="18"/>
+        </w:rPr>
+        <w:t>Request</w:t>
+      </w:r>
+      <w:proofErr w:type="spellEnd"/>
+      <w:r>
+        <w:rPr>
+          <w:sz w:val="18"/>
+          <w:szCs w:val="18"/>
+        </w:rPr>
+        <w:t xml:space="preserve"> </w:t>
+      </w:r>
+      <w:proofErr w:type="spellStart"/>
+      <w:r>
+        <w:rPr>
+          <w:sz w:val="18"/>
+          <w:szCs w:val="18"/>
+        </w:rPr>
+        <w:t>scan</w:t>
+      </w:r>
+      <w:proofErr w:type="spellEnd"/>
+      <w:r>
+        <w:rPr>
+          <w:sz w:val="18"/>
+          <w:szCs w:val="18"/>
+        </w:rPr>
+        <w:t xml:space="preserve"> </w:t>
+      </w:r>
+      <w:proofErr w:type="spellStart"/>
+      <w:r>
+        <w:rPr>
+          <w:sz w:val="18"/>
+          <w:szCs w:val="18"/>
+        </w:rPr>
+        <w:t>response</w:t>
+      </w:r>
+      <w:proofErr w:type="spellEnd"/>
+      <w:r>
+        <w:rPr>
+          <w:sz w:val="18"/>
+          <w:szCs w:val="18"/>
+        </w:rPr>
+        <w:t xml:space="preserve"> </w:t>
+      </w:r>
+      <w:proofErr w:type="spellStart"/>
+      <w:r>
+        <w:rPr>
+          <w:sz w:val="18"/>
+          <w:szCs w:val="18"/>
+        </w:rPr>
+        <w:t>packets</w:t>
+      </w:r>
+      <w:proofErr w:type="spellEnd"/>
+      <w:r>
+        <w:rPr>
+          <w:sz w:val="18"/>
+          <w:szCs w:val="18"/>
+        </w:rPr>
+        <w:t xml:space="preserve"> (</w:t>
+      </w:r>
+      <w:proofErr w:type="spellStart"/>
+      <w:r>
+        <w:rPr>
+          <w:sz w:val="18"/>
+          <w:szCs w:val="18"/>
+        </w:rPr>
+        <w:t>By</w:t>
+      </w:r>
+      <w:proofErr w:type="spellEnd"/>
+      <w:r>
+        <w:rPr>
+          <w:sz w:val="18"/>
+          <w:szCs w:val="18"/>
+        </w:rPr>
+        <w:t xml:space="preserve"> </w:t>
+      </w:r>
+      <w:proofErr w:type="spellStart"/>
+      <w:r>
+        <w:rPr>
+          <w:sz w:val="18"/>
+          <w:szCs w:val="18"/>
+        </w:rPr>
+        <w:t>default</w:t>
+      </w:r>
+      <w:proofErr w:type="spellEnd"/>
+      <w:r>
+        <w:rPr>
+          <w:sz w:val="18"/>
+          <w:szCs w:val="18"/>
+        </w:rPr>
+        <w:t>)</w:t>
+      </w:r>
+      <w:r>
+        <w:rPr>
+          <w:sz w:val="18"/>
+          <w:szCs w:val="18"/>
+        </w:rPr>
+        <w:br/>
+        <w:t xml:space="preserve">Can be </w:t>
+      </w:r>
+      <w:proofErr w:type="spellStart"/>
+      <w:r>
+        <w:rPr>
+          <w:sz w:val="18"/>
+          <w:szCs w:val="18"/>
+        </w:rPr>
+        <w:t>disabled</w:t>
+      </w:r>
+      <w:proofErr w:type="spellEnd"/>
+      <w:r>
+        <w:rPr>
+          <w:sz w:val="18"/>
+          <w:szCs w:val="18"/>
+        </w:rPr>
+        <w:t xml:space="preserve"> (</w:t>
+      </w:r>
+      <w:proofErr w:type="spellStart"/>
+      <w:r>
+        <w:rPr>
+          <w:sz w:val="18"/>
+          <w:szCs w:val="18"/>
+        </w:rPr>
+        <w:t>passive</w:t>
+      </w:r>
+      <w:proofErr w:type="spellEnd"/>
+      <w:r>
+        <w:rPr>
+          <w:sz w:val="18"/>
+          <w:szCs w:val="18"/>
+        </w:rPr>
+        <w:t xml:space="preserve"> </w:t>
+      </w:r>
+      <w:proofErr w:type="spellStart"/>
+      <w:r>
+        <w:rPr>
+          <w:sz w:val="18"/>
+          <w:szCs w:val="18"/>
+        </w:rPr>
+        <w:t>scanning</w:t>
+      </w:r>
+      <w:proofErr w:type="spellEnd"/>
+      <w:r>
+        <w:rPr>
+          <w:sz w:val="18"/>
+          <w:szCs w:val="18"/>
+        </w:rPr>
+        <w:t>)</w:t>
       </w:r>
       <w:r>
         <w:rPr>
@@ -900,26 +1876,92 @@
           <w:szCs w:val="18"/>
         </w:rPr>
       </w:pPr>
-      <w:r>
-        <w:rPr>
-          <w:sz w:val="18"/>
-          <w:szCs w:val="18"/>
-        </w:rPr>
-        <w:t xml:space="preserve">Filter Beacon Protocols: </w:t>
-      </w:r>
-      <w:r>
-        <w:rPr>
-          <w:sz w:val="18"/>
-          <w:szCs w:val="18"/>
-        </w:rPr>
-        <w:br/>
-      </w:r>
-      <w:r>
-        <w:rPr>
-          <w:sz w:val="18"/>
-          <w:szCs w:val="18"/>
-        </w:rPr>
-        <w:t xml:space="preserve">Onloi Beacon – </w:t>
+      <w:proofErr w:type="spellStart"/>
+      <w:r>
+        <w:rPr>
+          <w:sz w:val="18"/>
+          <w:szCs w:val="18"/>
+        </w:rPr>
+        <w:t>Filter</w:t>
+      </w:r>
+      <w:proofErr w:type="spellEnd"/>
+      <w:r>
+        <w:rPr>
+          <w:sz w:val="18"/>
+          <w:szCs w:val="18"/>
+        </w:rPr>
+        <w:t xml:space="preserve"> </w:t>
+      </w:r>
+      <w:proofErr w:type="spellStart"/>
+      <w:r>
+        <w:rPr>
+          <w:sz w:val="18"/>
+          <w:szCs w:val="18"/>
+        </w:rPr>
+        <w:t>Beacon</w:t>
+      </w:r>
+      <w:proofErr w:type="spellEnd"/>
+      <w:r>
+        <w:rPr>
+          <w:sz w:val="18"/>
+          <w:szCs w:val="18"/>
+        </w:rPr>
+        <w:t xml:space="preserve"> </w:t>
+      </w:r>
+      <w:proofErr w:type="spellStart"/>
+      <w:r>
+        <w:rPr>
+          <w:sz w:val="18"/>
+          <w:szCs w:val="18"/>
+        </w:rPr>
+        <w:t>Protocols</w:t>
+      </w:r>
+      <w:proofErr w:type="spellEnd"/>
+      <w:r>
+        <w:rPr>
+          <w:sz w:val="18"/>
+          <w:szCs w:val="18"/>
+        </w:rPr>
+        <w:t xml:space="preserve">: </w:t>
+      </w:r>
+      <w:r>
+        <w:rPr>
+          <w:sz w:val="18"/>
+          <w:szCs w:val="18"/>
+        </w:rPr>
+        <w:br/>
+      </w:r>
+      <w:proofErr w:type="spellStart"/>
+      <w:r>
+        <w:rPr>
+          <w:sz w:val="18"/>
+          <w:szCs w:val="18"/>
+        </w:rPr>
+        <w:t>Onloi</w:t>
+      </w:r>
+      <w:proofErr w:type="spellEnd"/>
+      <w:r>
+        <w:rPr>
+          <w:sz w:val="18"/>
+          <w:szCs w:val="18"/>
+        </w:rPr>
+        <w:t xml:space="preserve"> </w:t>
+      </w:r>
+      <w:proofErr w:type="spellStart"/>
+      <w:r>
+        <w:rPr>
+          <w:sz w:val="18"/>
+          <w:szCs w:val="18"/>
+        </w:rPr>
+        <w:t>Beacon</w:t>
+      </w:r>
+      <w:proofErr w:type="spellEnd"/>
+      <w:r>
+        <w:rPr>
+          <w:sz w:val="18"/>
+          <w:szCs w:val="18"/>
+        </w:rPr>
+        <w:t xml:space="preserve"> – </w:t>
       </w:r>
       <w:r>
         <w:rPr>
@@ -942,41 +1984,74 @@
           <w:szCs w:val="18"/>
         </w:rPr>
       </w:pPr>
-      <w:r>
-        <w:rPr>
-          <w:sz w:val="18"/>
-          <w:szCs w:val="18"/>
-        </w:rPr>
-        <w:t xml:space="preserve">Beacon Data Format: </w:t>
-      </w:r>
-      <w:r>
-        <w:rPr>
-          <w:sz w:val="18"/>
-          <w:szCs w:val="18"/>
-        </w:rPr>
-        <w:br/>
-      </w:r>
-      <w:r>
-        <w:rPr>
-          <w:sz w:val="18"/>
-          <w:szCs w:val="18"/>
-        </w:rPr>
-        <w:t>JSON array format</w:t>
-      </w:r>
-      <w:r>
-        <w:rPr>
-          <w:sz w:val="18"/>
-          <w:szCs w:val="18"/>
-        </w:rPr>
-        <w:br/>
-      </w:r>
-      <w:r>
-        <w:rPr>
-          <w:sz w:val="18"/>
-          <w:szCs w:val="18"/>
-        </w:rPr>
-        <w:lastRenderedPageBreak/>
-        <w:t>Hexadecimal format</w:t>
+      <w:proofErr w:type="spellStart"/>
+      <w:r>
+        <w:rPr>
+          <w:sz w:val="18"/>
+          <w:szCs w:val="18"/>
+        </w:rPr>
+        <w:t>Beacon</w:t>
+      </w:r>
+      <w:proofErr w:type="spellEnd"/>
+      <w:r>
+        <w:rPr>
+          <w:sz w:val="18"/>
+          <w:szCs w:val="18"/>
+        </w:rPr>
+        <w:t xml:space="preserve"> Data Format: </w:t>
+      </w:r>
+      <w:r>
+        <w:rPr>
+          <w:sz w:val="18"/>
+          <w:szCs w:val="18"/>
+        </w:rPr>
+        <w:br/>
+      </w:r>
+      <w:r>
+        <w:rPr>
+          <w:sz w:val="18"/>
+          <w:szCs w:val="18"/>
+        </w:rPr>
+        <w:t xml:space="preserve">JSON </w:t>
+      </w:r>
+      <w:proofErr w:type="spellStart"/>
+      <w:r>
+        <w:rPr>
+          <w:sz w:val="18"/>
+          <w:szCs w:val="18"/>
+        </w:rPr>
+        <w:t>array</w:t>
+      </w:r>
+      <w:proofErr w:type="spellEnd"/>
+      <w:r>
+        <w:rPr>
+          <w:sz w:val="18"/>
+          <w:szCs w:val="18"/>
+        </w:rPr>
+        <w:t xml:space="preserve"> format</w:t>
+      </w:r>
+      <w:r>
+        <w:rPr>
+          <w:sz w:val="18"/>
+          <w:szCs w:val="18"/>
+        </w:rPr>
+        <w:br/>
+      </w:r>
+      <w:proofErr w:type="spellStart"/>
+      <w:r>
+        <w:rPr>
+          <w:sz w:val="18"/>
+          <w:szCs w:val="18"/>
+        </w:rPr>
+        <w:t>Hexadecimal</w:t>
+      </w:r>
+      <w:proofErr w:type="spellEnd"/>
+      <w:r>
+        <w:rPr>
+          <w:sz w:val="18"/>
+          <w:szCs w:val="18"/>
+        </w:rPr>
+        <w:t xml:space="preserve"> format</w:t>
       </w:r>
       <w:r>
         <w:rPr>
@@ -1004,7 +2079,24 @@
           <w:sz w:val="18"/>
           <w:szCs w:val="18"/>
         </w:rPr>
-        <w:t>Bluetooth Smarts – Connect</w:t>
+        <w:lastRenderedPageBreak/>
+        <w:t xml:space="preserve">Bluetooth </w:t>
+      </w:r>
+      <w:proofErr w:type="spellStart"/>
+      <w:r>
+        <w:rPr>
+          <w:sz w:val="18"/>
+          <w:szCs w:val="18"/>
+        </w:rPr>
+        <w:t>Smarts</w:t>
+      </w:r>
+      <w:proofErr w:type="spellEnd"/>
+      <w:r>
+        <w:rPr>
+          <w:sz w:val="18"/>
+          <w:szCs w:val="18"/>
+        </w:rPr>
+        <w:t xml:space="preserve"> – Connect</w:t>
       </w:r>
     </w:p>
     <w:p>
@@ -1033,7 +2125,38 @@
           <w:szCs w:val="18"/>
         </w:rPr>
         <w:br/>
-        <w:t>Automatic (1M/2M/Coded PHY)</w:t>
+      </w:r>
+      <w:proofErr w:type="spellStart"/>
+      <w:r>
+        <w:rPr>
+          <w:sz w:val="18"/>
+          <w:szCs w:val="18"/>
+        </w:rPr>
+        <w:t>Automatic</w:t>
+      </w:r>
+      <w:proofErr w:type="spellEnd"/>
+      <w:r>
+        <w:rPr>
+          <w:sz w:val="18"/>
+          <w:szCs w:val="18"/>
+        </w:rPr>
+        <w:t xml:space="preserve"> (1M/2M/</w:t>
+      </w:r>
+      <w:proofErr w:type="spellStart"/>
+      <w:r>
+        <w:rPr>
+          <w:sz w:val="18"/>
+          <w:szCs w:val="18"/>
+        </w:rPr>
+        <w:t>Coded</w:t>
+      </w:r>
+      <w:proofErr w:type="spellEnd"/>
+      <w:r>
+        <w:rPr>
+          <w:sz w:val="18"/>
+          <w:szCs w:val="18"/>
+        </w:rPr>
+        <w:t xml:space="preserve"> PHY)</w:t>
       </w:r>
       <w:r>
         <w:rPr>
@@ -1061,42 +2184,387 @@
           <w:sz w:val="18"/>
           <w:szCs w:val="18"/>
         </w:rPr>
-        <w:t>Connection BLE peripheral:</w:t>
-      </w:r>
-      <w:r>
-        <w:rPr>
-          <w:sz w:val="18"/>
-          <w:szCs w:val="18"/>
-        </w:rPr>
-        <w:br/>
-      </w:r>
-      <w:r>
-        <w:rPr>
-          <w:sz w:val="18"/>
-          <w:szCs w:val="18"/>
-        </w:rPr>
-        <w:br/>
-      </w:r>
-      <w:r>
-        <w:rPr>
-          <w:sz w:val="18"/>
-          <w:szCs w:val="18"/>
-        </w:rPr>
-        <w:t xml:space="preserve">Gateway connects to a BLE peripheral and sets up a communication process between the BLE peripheral and the Server. </w:t>
-      </w:r>
-      <w:r>
-        <w:rPr>
-          <w:sz w:val="18"/>
-          <w:szCs w:val="18"/>
-        </w:rPr>
-        <w:br/>
-      </w:r>
-      <w:r>
-        <w:rPr>
-          <w:sz w:val="18"/>
-          <w:szCs w:val="18"/>
-        </w:rPr>
-        <w:t>Only MQTT supports data transfer between the BLE peripheral and Server (Bluetooth Communication topic).</w:t>
+        <w:t xml:space="preserve">Connection BLE </w:t>
+      </w:r>
+      <w:proofErr w:type="spellStart"/>
+      <w:r>
+        <w:rPr>
+          <w:sz w:val="18"/>
+          <w:szCs w:val="18"/>
+        </w:rPr>
+        <w:t>peripheral</w:t>
+      </w:r>
+      <w:proofErr w:type="spellEnd"/>
+      <w:r>
+        <w:rPr>
+          <w:sz w:val="18"/>
+          <w:szCs w:val="18"/>
+        </w:rPr>
+        <w:t>:</w:t>
+      </w:r>
+      <w:r>
+        <w:rPr>
+          <w:sz w:val="18"/>
+          <w:szCs w:val="18"/>
+        </w:rPr>
+        <w:br/>
+      </w:r>
+      <w:r>
+        <w:rPr>
+          <w:sz w:val="18"/>
+          <w:szCs w:val="18"/>
+        </w:rPr>
+        <w:br/>
+      </w:r>
+      <w:r>
+        <w:rPr>
+          <w:sz w:val="18"/>
+          <w:szCs w:val="18"/>
+        </w:rPr>
+        <w:t xml:space="preserve">Gateway </w:t>
+      </w:r>
+      <w:proofErr w:type="spellStart"/>
+      <w:r>
+        <w:rPr>
+          <w:sz w:val="18"/>
+          <w:szCs w:val="18"/>
+        </w:rPr>
+        <w:t>connects</w:t>
+      </w:r>
+      <w:proofErr w:type="spellEnd"/>
+      <w:r>
+        <w:rPr>
+          <w:sz w:val="18"/>
+          <w:szCs w:val="18"/>
+        </w:rPr>
+        <w:t xml:space="preserve"> </w:t>
+      </w:r>
+      <w:proofErr w:type="spellStart"/>
+      <w:r>
+        <w:rPr>
+          <w:sz w:val="18"/>
+          <w:szCs w:val="18"/>
+        </w:rPr>
+        <w:t>to</w:t>
+      </w:r>
+      <w:proofErr w:type="spellEnd"/>
+      <w:r>
+        <w:rPr>
+          <w:sz w:val="18"/>
+          <w:szCs w:val="18"/>
+        </w:rPr>
+        <w:t xml:space="preserve"> a BLE </w:t>
+      </w:r>
+      <w:proofErr w:type="spellStart"/>
+      <w:r>
+        <w:rPr>
+          <w:sz w:val="18"/>
+          <w:szCs w:val="18"/>
+        </w:rPr>
+        <w:t>peripheral</w:t>
+      </w:r>
+      <w:proofErr w:type="spellEnd"/>
+      <w:r>
+        <w:rPr>
+          <w:sz w:val="18"/>
+          <w:szCs w:val="18"/>
+        </w:rPr>
+        <w:t xml:space="preserve"> </w:t>
+      </w:r>
+      <w:proofErr w:type="spellStart"/>
+      <w:r>
+        <w:rPr>
+          <w:sz w:val="18"/>
+          <w:szCs w:val="18"/>
+        </w:rPr>
+        <w:t>and</w:t>
+      </w:r>
+      <w:proofErr w:type="spellEnd"/>
+      <w:r>
+        <w:rPr>
+          <w:sz w:val="18"/>
+          <w:szCs w:val="18"/>
+        </w:rPr>
+        <w:t xml:space="preserve"> </w:t>
+      </w:r>
+      <w:proofErr w:type="spellStart"/>
+      <w:r>
+        <w:rPr>
+          <w:sz w:val="18"/>
+          <w:szCs w:val="18"/>
+        </w:rPr>
+        <w:t>sets</w:t>
+      </w:r>
+      <w:proofErr w:type="spellEnd"/>
+      <w:r>
+        <w:rPr>
+          <w:sz w:val="18"/>
+          <w:szCs w:val="18"/>
+        </w:rPr>
+        <w:t xml:space="preserve"> </w:t>
+      </w:r>
+      <w:proofErr w:type="spellStart"/>
+      <w:r>
+        <w:rPr>
+          <w:sz w:val="18"/>
+          <w:szCs w:val="18"/>
+        </w:rPr>
+        <w:t>up</w:t>
+      </w:r>
+      <w:proofErr w:type="spellEnd"/>
+      <w:r>
+        <w:rPr>
+          <w:sz w:val="18"/>
+          <w:szCs w:val="18"/>
+        </w:rPr>
+        <w:t xml:space="preserve"> a </w:t>
+      </w:r>
+      <w:proofErr w:type="spellStart"/>
+      <w:r>
+        <w:rPr>
+          <w:sz w:val="18"/>
+          <w:szCs w:val="18"/>
+        </w:rPr>
+        <w:t>communication</w:t>
+      </w:r>
+      <w:proofErr w:type="spellEnd"/>
+      <w:r>
+        <w:rPr>
+          <w:sz w:val="18"/>
+          <w:szCs w:val="18"/>
+        </w:rPr>
+        <w:t xml:space="preserve"> </w:t>
+      </w:r>
+      <w:proofErr w:type="spellStart"/>
+      <w:r>
+        <w:rPr>
+          <w:sz w:val="18"/>
+          <w:szCs w:val="18"/>
+        </w:rPr>
+        <w:t>process</w:t>
+      </w:r>
+      <w:proofErr w:type="spellEnd"/>
+      <w:r>
+        <w:rPr>
+          <w:sz w:val="18"/>
+          <w:szCs w:val="18"/>
+        </w:rPr>
+        <w:t xml:space="preserve"> </w:t>
+      </w:r>
+      <w:proofErr w:type="spellStart"/>
+      <w:r>
+        <w:rPr>
+          <w:sz w:val="18"/>
+          <w:szCs w:val="18"/>
+        </w:rPr>
+        <w:t>between</w:t>
+      </w:r>
+      <w:proofErr w:type="spellEnd"/>
+      <w:r>
+        <w:rPr>
+          <w:sz w:val="18"/>
+          <w:szCs w:val="18"/>
+        </w:rPr>
+        <w:t xml:space="preserve"> </w:t>
+      </w:r>
+      <w:proofErr w:type="spellStart"/>
+      <w:r>
+        <w:rPr>
+          <w:sz w:val="18"/>
+          <w:szCs w:val="18"/>
+        </w:rPr>
+        <w:t>the</w:t>
+      </w:r>
+      <w:proofErr w:type="spellEnd"/>
+      <w:r>
+        <w:rPr>
+          <w:sz w:val="18"/>
+          <w:szCs w:val="18"/>
+        </w:rPr>
+        <w:t xml:space="preserve"> BLE </w:t>
+      </w:r>
+      <w:proofErr w:type="spellStart"/>
+      <w:r>
+        <w:rPr>
+          <w:sz w:val="18"/>
+          <w:szCs w:val="18"/>
+        </w:rPr>
+        <w:t>peripheral</w:t>
+      </w:r>
+      <w:proofErr w:type="spellEnd"/>
+      <w:r>
+        <w:rPr>
+          <w:sz w:val="18"/>
+          <w:szCs w:val="18"/>
+        </w:rPr>
+        <w:t xml:space="preserve"> </w:t>
+      </w:r>
+      <w:proofErr w:type="spellStart"/>
+      <w:r>
+        <w:rPr>
+          <w:sz w:val="18"/>
+          <w:szCs w:val="18"/>
+        </w:rPr>
+        <w:t>and</w:t>
+      </w:r>
+      <w:proofErr w:type="spellEnd"/>
+      <w:r>
+        <w:rPr>
+          <w:sz w:val="18"/>
+          <w:szCs w:val="18"/>
+        </w:rPr>
+        <w:t xml:space="preserve"> </w:t>
+      </w:r>
+      <w:proofErr w:type="spellStart"/>
+      <w:r>
+        <w:rPr>
+          <w:sz w:val="18"/>
+          <w:szCs w:val="18"/>
+        </w:rPr>
+        <w:t>the</w:t>
+      </w:r>
+      <w:proofErr w:type="spellEnd"/>
+      <w:r>
+        <w:rPr>
+          <w:sz w:val="18"/>
+          <w:szCs w:val="18"/>
+        </w:rPr>
+        <w:t xml:space="preserve"> Server. </w:t>
+      </w:r>
+      <w:r>
+        <w:rPr>
+          <w:sz w:val="18"/>
+          <w:szCs w:val="18"/>
+        </w:rPr>
+        <w:br/>
+      </w:r>
+      <w:proofErr w:type="spellStart"/>
+      <w:r>
+        <w:rPr>
+          <w:sz w:val="18"/>
+          <w:szCs w:val="18"/>
+        </w:rPr>
+        <w:t>Only</w:t>
+      </w:r>
+      <w:proofErr w:type="spellEnd"/>
+      <w:r>
+        <w:rPr>
+          <w:sz w:val="18"/>
+          <w:szCs w:val="18"/>
+        </w:rPr>
+        <w:t xml:space="preserve"> MQTT </w:t>
+      </w:r>
+      <w:proofErr w:type="spellStart"/>
+      <w:r>
+        <w:rPr>
+          <w:sz w:val="18"/>
+          <w:szCs w:val="18"/>
+        </w:rPr>
+        <w:t>supports</w:t>
+      </w:r>
+      <w:proofErr w:type="spellEnd"/>
+      <w:r>
+        <w:rPr>
+          <w:sz w:val="18"/>
+          <w:szCs w:val="18"/>
+        </w:rPr>
+        <w:t xml:space="preserve"> data transfer </w:t>
+      </w:r>
+      <w:proofErr w:type="spellStart"/>
+      <w:r>
+        <w:rPr>
+          <w:sz w:val="18"/>
+          <w:szCs w:val="18"/>
+        </w:rPr>
+        <w:t>between</w:t>
+      </w:r>
+      <w:proofErr w:type="spellEnd"/>
+      <w:r>
+        <w:rPr>
+          <w:sz w:val="18"/>
+          <w:szCs w:val="18"/>
+        </w:rPr>
+        <w:t xml:space="preserve"> </w:t>
+      </w:r>
+      <w:proofErr w:type="spellStart"/>
+      <w:r>
+        <w:rPr>
+          <w:sz w:val="18"/>
+          <w:szCs w:val="18"/>
+        </w:rPr>
+        <w:t>the</w:t>
+      </w:r>
+      <w:proofErr w:type="spellEnd"/>
+      <w:r>
+        <w:rPr>
+          <w:sz w:val="18"/>
+          <w:szCs w:val="18"/>
+        </w:rPr>
+        <w:t xml:space="preserve"> BLE </w:t>
+      </w:r>
+      <w:proofErr w:type="spellStart"/>
+      <w:r>
+        <w:rPr>
+          <w:sz w:val="18"/>
+          <w:szCs w:val="18"/>
+        </w:rPr>
+        <w:t>peripheral</w:t>
+      </w:r>
+      <w:proofErr w:type="spellEnd"/>
+      <w:r>
+        <w:rPr>
+          <w:sz w:val="18"/>
+          <w:szCs w:val="18"/>
+        </w:rPr>
+        <w:t xml:space="preserve"> </w:t>
+      </w:r>
+      <w:proofErr w:type="spellStart"/>
+      <w:r>
+        <w:rPr>
+          <w:sz w:val="18"/>
+          <w:szCs w:val="18"/>
+        </w:rPr>
+        <w:t>and</w:t>
+      </w:r>
+      <w:proofErr w:type="spellEnd"/>
+      <w:r>
+        <w:rPr>
+          <w:sz w:val="18"/>
+          <w:szCs w:val="18"/>
+        </w:rPr>
+        <w:t xml:space="preserve"> Server (Bluetooth </w:t>
+      </w:r>
+      <w:proofErr w:type="spellStart"/>
+      <w:r>
+        <w:rPr>
+          <w:sz w:val="18"/>
+          <w:szCs w:val="18"/>
+        </w:rPr>
+        <w:t>Communication</w:t>
+      </w:r>
+      <w:proofErr w:type="spellEnd"/>
+      <w:r>
+        <w:rPr>
+          <w:sz w:val="18"/>
+          <w:szCs w:val="18"/>
+        </w:rPr>
+        <w:t xml:space="preserve"> </w:t>
+      </w:r>
+      <w:proofErr w:type="spellStart"/>
+      <w:r>
+        <w:rPr>
+          <w:sz w:val="18"/>
+          <w:szCs w:val="18"/>
+        </w:rPr>
+        <w:t>topic</w:t>
+      </w:r>
+      <w:proofErr w:type="spellEnd"/>
+      <w:r>
+        <w:rPr>
+          <w:sz w:val="18"/>
+          <w:szCs w:val="18"/>
+        </w:rPr>
+        <w:t>).</w:t>
       </w:r>
       <w:r>
         <w:rPr>
@@ -1159,16 +2627,41 @@
           <w:sz w:val="18"/>
           <w:szCs w:val="18"/>
         </w:rPr>
-        <w:t>WLAN to Internet</w:t>
-      </w:r>
-      <w:r>
-        <w:rPr>
-          <w:sz w:val="18"/>
-          <w:szCs w:val="18"/>
-        </w:rPr>
-        <w:br/>
-        <w:t>Network failover</w:t>
-      </w:r>
+        <w:t xml:space="preserve">WLAN </w:t>
+      </w:r>
+      <w:proofErr w:type="spellStart"/>
+      <w:r>
+        <w:rPr>
+          <w:sz w:val="18"/>
+          <w:szCs w:val="18"/>
+        </w:rPr>
+        <w:t>to</w:t>
+      </w:r>
+      <w:proofErr w:type="spellEnd"/>
+      <w:r>
+        <w:rPr>
+          <w:sz w:val="18"/>
+          <w:szCs w:val="18"/>
+        </w:rPr>
+        <w:t xml:space="preserve"> Internet</w:t>
+      </w:r>
+      <w:r>
+        <w:rPr>
+          <w:sz w:val="18"/>
+          <w:szCs w:val="18"/>
+        </w:rPr>
+        <w:br/>
+        <w:t xml:space="preserve">Network </w:t>
+      </w:r>
+      <w:proofErr w:type="spellStart"/>
+      <w:r>
+        <w:rPr>
+          <w:sz w:val="18"/>
+          <w:szCs w:val="18"/>
+        </w:rPr>
+        <w:t>failover</w:t>
+      </w:r>
+      <w:proofErr w:type="spellEnd"/>
     </w:p>
     <w:p>
       <w:pPr>
@@ -1188,21 +2681,53 @@
           <w:sz w:val="18"/>
           <w:szCs w:val="18"/>
         </w:rPr>
-        <w:t xml:space="preserve">Server Access Protocols: </w:t>
-      </w:r>
-      <w:r>
-        <w:rPr>
-          <w:sz w:val="18"/>
-          <w:szCs w:val="18"/>
-        </w:rPr>
-        <w:br/>
-      </w:r>
-      <w:r>
-        <w:rPr>
-          <w:sz w:val="18"/>
-          <w:szCs w:val="18"/>
-        </w:rPr>
-        <w:t>MQTT (SSL/TLS, socks5 proxy)</w:t>
+        <w:t xml:space="preserve">Server Access </w:t>
+      </w:r>
+      <w:proofErr w:type="spellStart"/>
+      <w:r>
+        <w:rPr>
+          <w:sz w:val="18"/>
+          <w:szCs w:val="18"/>
+        </w:rPr>
+        <w:t>Protocols</w:t>
+      </w:r>
+      <w:proofErr w:type="spellEnd"/>
+      <w:r>
+        <w:rPr>
+          <w:sz w:val="18"/>
+          <w:szCs w:val="18"/>
+        </w:rPr>
+        <w:t xml:space="preserve">: </w:t>
+      </w:r>
+      <w:r>
+        <w:rPr>
+          <w:sz w:val="18"/>
+          <w:szCs w:val="18"/>
+        </w:rPr>
+        <w:br/>
+      </w:r>
+      <w:r>
+        <w:rPr>
+          <w:sz w:val="18"/>
+          <w:szCs w:val="18"/>
+        </w:rPr>
+        <w:t xml:space="preserve">MQTT (SSL/TLS, socks5 </w:t>
+      </w:r>
+      <w:proofErr w:type="spellStart"/>
+      <w:r>
+        <w:rPr>
+          <w:sz w:val="18"/>
+          <w:szCs w:val="18"/>
+        </w:rPr>
+        <w:t>proxy</w:t>
+      </w:r>
+      <w:proofErr w:type="spellEnd"/>
+      <w:r>
+        <w:rPr>
+          <w:sz w:val="18"/>
+          <w:szCs w:val="18"/>
+        </w:rPr>
+        <w:t>)</w:t>
       </w:r>
       <w:r>
         <w:rPr>
@@ -1289,15 +2814,207 @@
           <w:sz w:val="18"/>
           <w:szCs w:val="18"/>
         </w:rPr>
-        <w:t>A Web user interface for configuring the gateway.</w:t>
-      </w:r>
-      <w:r>
-        <w:rPr>
-          <w:sz w:val="18"/>
-          <w:szCs w:val="18"/>
-        </w:rPr>
-        <w:br/>
-        <w:t>User can access the Web GUI via Wi-Fi (AP mode) or Ethernet (WAN IP).</w:t>
+        <w:t xml:space="preserve">A Web </w:t>
+      </w:r>
+      <w:proofErr w:type="spellStart"/>
+      <w:r>
+        <w:rPr>
+          <w:sz w:val="18"/>
+          <w:szCs w:val="18"/>
+        </w:rPr>
+        <w:t>user</w:t>
+      </w:r>
+      <w:proofErr w:type="spellEnd"/>
+      <w:r>
+        <w:rPr>
+          <w:sz w:val="18"/>
+          <w:szCs w:val="18"/>
+        </w:rPr>
+        <w:t xml:space="preserve"> </w:t>
+      </w:r>
+      <w:proofErr w:type="spellStart"/>
+      <w:r>
+        <w:rPr>
+          <w:sz w:val="18"/>
+          <w:szCs w:val="18"/>
+        </w:rPr>
+        <w:t>interface</w:t>
+      </w:r>
+      <w:proofErr w:type="spellEnd"/>
+      <w:r>
+        <w:rPr>
+          <w:sz w:val="18"/>
+          <w:szCs w:val="18"/>
+        </w:rPr>
+        <w:t xml:space="preserve"> </w:t>
+      </w:r>
+      <w:proofErr w:type="spellStart"/>
+      <w:r>
+        <w:rPr>
+          <w:sz w:val="18"/>
+          <w:szCs w:val="18"/>
+        </w:rPr>
+        <w:t>for</w:t>
+      </w:r>
+      <w:proofErr w:type="spellEnd"/>
+      <w:r>
+        <w:rPr>
+          <w:sz w:val="18"/>
+          <w:szCs w:val="18"/>
+        </w:rPr>
+        <w:t xml:space="preserve"> </w:t>
+      </w:r>
+      <w:proofErr w:type="spellStart"/>
+      <w:r>
+        <w:rPr>
+          <w:sz w:val="18"/>
+          <w:szCs w:val="18"/>
+        </w:rPr>
+        <w:t>configuring</w:t>
+      </w:r>
+      <w:proofErr w:type="spellEnd"/>
+      <w:r>
+        <w:rPr>
+          <w:sz w:val="18"/>
+          <w:szCs w:val="18"/>
+        </w:rPr>
+        <w:t xml:space="preserve"> </w:t>
+      </w:r>
+      <w:proofErr w:type="spellStart"/>
+      <w:r>
+        <w:rPr>
+          <w:sz w:val="18"/>
+          <w:szCs w:val="18"/>
+        </w:rPr>
+        <w:t>the</w:t>
+      </w:r>
+      <w:proofErr w:type="spellEnd"/>
+      <w:r>
+        <w:rPr>
+          <w:sz w:val="18"/>
+          <w:szCs w:val="18"/>
+        </w:rPr>
+        <w:t xml:space="preserve"> </w:t>
+      </w:r>
+      <w:proofErr w:type="spellStart"/>
+      <w:r>
+        <w:rPr>
+          <w:sz w:val="18"/>
+          <w:szCs w:val="18"/>
+        </w:rPr>
+        <w:t>gateway</w:t>
+      </w:r>
+      <w:proofErr w:type="spellEnd"/>
+      <w:r>
+        <w:rPr>
+          <w:sz w:val="18"/>
+          <w:szCs w:val="18"/>
+        </w:rPr>
+        <w:t>.</w:t>
+      </w:r>
+      <w:r>
+        <w:rPr>
+          <w:sz w:val="18"/>
+          <w:szCs w:val="18"/>
+        </w:rPr>
+        <w:br/>
+        <w:t xml:space="preserve">User can </w:t>
+      </w:r>
+      <w:proofErr w:type="spellStart"/>
+      <w:r>
+        <w:rPr>
+          <w:sz w:val="18"/>
+          <w:szCs w:val="18"/>
+        </w:rPr>
+        <w:t>access</w:t>
+      </w:r>
+      <w:proofErr w:type="spellEnd"/>
+      <w:r>
+        <w:rPr>
+          <w:sz w:val="18"/>
+          <w:szCs w:val="18"/>
+        </w:rPr>
+        <w:t xml:space="preserve"> </w:t>
+      </w:r>
+      <w:proofErr w:type="spellStart"/>
+      <w:r>
+        <w:rPr>
+          <w:sz w:val="18"/>
+          <w:szCs w:val="18"/>
+        </w:rPr>
+        <w:t>the</w:t>
+      </w:r>
+      <w:proofErr w:type="spellEnd"/>
+      <w:r>
+        <w:rPr>
+          <w:sz w:val="18"/>
+          <w:szCs w:val="18"/>
+        </w:rPr>
+        <w:t xml:space="preserve"> Web GUI </w:t>
+      </w:r>
+      <w:proofErr w:type="spellStart"/>
+      <w:r>
+        <w:rPr>
+          <w:sz w:val="18"/>
+          <w:szCs w:val="18"/>
+        </w:rPr>
+        <w:t>via</w:t>
+      </w:r>
+      <w:proofErr w:type="spellEnd"/>
+      <w:r>
+        <w:rPr>
+          <w:sz w:val="18"/>
+          <w:szCs w:val="18"/>
+        </w:rPr>
+        <w:t xml:space="preserve"> </w:t>
+      </w:r>
+      <w:proofErr w:type="spellStart"/>
+      <w:r>
+        <w:rPr>
+          <w:sz w:val="18"/>
+          <w:szCs w:val="18"/>
+        </w:rPr>
+        <w:t>Wi</w:t>
+      </w:r>
+      <w:proofErr w:type="spellEnd"/>
+      <w:r>
+        <w:rPr>
+          <w:sz w:val="18"/>
+          <w:szCs w:val="18"/>
+        </w:rPr>
+        <w:t xml:space="preserve">-Fi (AP </w:t>
+      </w:r>
+      <w:proofErr w:type="spellStart"/>
+      <w:r>
+        <w:rPr>
+          <w:sz w:val="18"/>
+          <w:szCs w:val="18"/>
+        </w:rPr>
+        <w:t>mode</w:t>
+      </w:r>
+      <w:proofErr w:type="spellEnd"/>
+      <w:r>
+        <w:rPr>
+          <w:sz w:val="18"/>
+          <w:szCs w:val="18"/>
+        </w:rPr>
+        <w:t xml:space="preserve">) </w:t>
+      </w:r>
+      <w:proofErr w:type="spellStart"/>
+      <w:r>
+        <w:rPr>
+          <w:sz w:val="18"/>
+          <w:szCs w:val="18"/>
+        </w:rPr>
+        <w:t>or</w:t>
+      </w:r>
+      <w:proofErr w:type="spellEnd"/>
+      <w:r>
+        <w:rPr>
+          <w:sz w:val="18"/>
+          <w:szCs w:val="18"/>
+        </w:rPr>
+        <w:t xml:space="preserve"> Ethernet (WAN IP).</w:t>
       </w:r>
       <w:r>
         <w:rPr>
@@ -1320,28 +3037,243 @@
           <w:szCs w:val="18"/>
         </w:rPr>
       </w:pPr>
-      <w:r>
-        <w:rPr>
-          <w:sz w:val="18"/>
-          <w:szCs w:val="18"/>
-        </w:rPr>
-        <w:t xml:space="preserve">Cloud Management: </w:t>
-      </w:r>
-      <w:r>
-        <w:rPr>
-          <w:sz w:val="18"/>
-          <w:szCs w:val="18"/>
-        </w:rPr>
-        <w:br/>
-        <w:t xml:space="preserve">Monitoring and configuring the gateway remotely by Cloud management commands. </w:t>
-      </w:r>
-      <w:r>
-        <w:rPr>
-          <w:sz w:val="18"/>
-          <w:szCs w:val="18"/>
-        </w:rPr>
-        <w:br/>
-        <w:t>Only MQTT supports (Remote Management topic)</w:t>
+      <w:proofErr w:type="spellStart"/>
+      <w:r>
+        <w:rPr>
+          <w:sz w:val="18"/>
+          <w:szCs w:val="18"/>
+        </w:rPr>
+        <w:t>Cloud</w:t>
+      </w:r>
+      <w:proofErr w:type="spellEnd"/>
+      <w:r>
+        <w:rPr>
+          <w:sz w:val="18"/>
+          <w:szCs w:val="18"/>
+        </w:rPr>
+        <w:t xml:space="preserve"> Management: </w:t>
+      </w:r>
+      <w:r>
+        <w:rPr>
+          <w:sz w:val="18"/>
+          <w:szCs w:val="18"/>
+        </w:rPr>
+        <w:br/>
+      </w:r>
+      <w:proofErr w:type="spellStart"/>
+      <w:r>
+        <w:rPr>
+          <w:sz w:val="18"/>
+          <w:szCs w:val="18"/>
+        </w:rPr>
+        <w:t>Monitoring</w:t>
+      </w:r>
+      <w:proofErr w:type="spellEnd"/>
+      <w:r>
+        <w:rPr>
+          <w:sz w:val="18"/>
+          <w:szCs w:val="18"/>
+        </w:rPr>
+        <w:t xml:space="preserve"> </w:t>
+      </w:r>
+      <w:proofErr w:type="spellStart"/>
+      <w:r>
+        <w:rPr>
+          <w:sz w:val="18"/>
+          <w:szCs w:val="18"/>
+        </w:rPr>
+        <w:t>and</w:t>
+      </w:r>
+      <w:proofErr w:type="spellEnd"/>
+      <w:r>
+        <w:rPr>
+          <w:sz w:val="18"/>
+          <w:szCs w:val="18"/>
+        </w:rPr>
+        <w:t xml:space="preserve"> </w:t>
+      </w:r>
+      <w:proofErr w:type="spellStart"/>
+      <w:r>
+        <w:rPr>
+          <w:sz w:val="18"/>
+          <w:szCs w:val="18"/>
+        </w:rPr>
+        <w:t>configuring</w:t>
+      </w:r>
+      <w:proofErr w:type="spellEnd"/>
+      <w:r>
+        <w:rPr>
+          <w:sz w:val="18"/>
+          <w:szCs w:val="18"/>
+        </w:rPr>
+        <w:t xml:space="preserve"> </w:t>
+      </w:r>
+      <w:proofErr w:type="spellStart"/>
+      <w:r>
+        <w:rPr>
+          <w:sz w:val="18"/>
+          <w:szCs w:val="18"/>
+        </w:rPr>
+        <w:t>the</w:t>
+      </w:r>
+      <w:proofErr w:type="spellEnd"/>
+      <w:r>
+        <w:rPr>
+          <w:sz w:val="18"/>
+          <w:szCs w:val="18"/>
+        </w:rPr>
+        <w:t xml:space="preserve"> </w:t>
+      </w:r>
+      <w:proofErr w:type="spellStart"/>
+      <w:r>
+        <w:rPr>
+          <w:sz w:val="18"/>
+          <w:szCs w:val="18"/>
+        </w:rPr>
+        <w:t>gateway</w:t>
+      </w:r>
+      <w:proofErr w:type="spellEnd"/>
+      <w:r>
+        <w:rPr>
+          <w:sz w:val="18"/>
+          <w:szCs w:val="18"/>
+        </w:rPr>
+        <w:t xml:space="preserve"> </w:t>
+      </w:r>
+      <w:proofErr w:type="spellStart"/>
+      <w:r>
+        <w:rPr>
+          <w:sz w:val="18"/>
+          <w:szCs w:val="18"/>
+        </w:rPr>
+        <w:t>remotely</w:t>
+      </w:r>
+      <w:proofErr w:type="spellEnd"/>
+      <w:r>
+        <w:rPr>
+          <w:sz w:val="18"/>
+          <w:szCs w:val="18"/>
+        </w:rPr>
+        <w:t xml:space="preserve"> </w:t>
+      </w:r>
+      <w:proofErr w:type="spellStart"/>
+      <w:r>
+        <w:rPr>
+          <w:sz w:val="18"/>
+          <w:szCs w:val="18"/>
+        </w:rPr>
+        <w:t>by</w:t>
+      </w:r>
+      <w:proofErr w:type="spellEnd"/>
+      <w:r>
+        <w:rPr>
+          <w:sz w:val="18"/>
+          <w:szCs w:val="18"/>
+        </w:rPr>
+        <w:t xml:space="preserve"> </w:t>
+      </w:r>
+      <w:proofErr w:type="spellStart"/>
+      <w:r>
+        <w:rPr>
+          <w:sz w:val="18"/>
+          <w:szCs w:val="18"/>
+        </w:rPr>
+        <w:t>Cloud</w:t>
+      </w:r>
+      <w:proofErr w:type="spellEnd"/>
+      <w:r>
+        <w:rPr>
+          <w:sz w:val="18"/>
+          <w:szCs w:val="18"/>
+        </w:rPr>
+        <w:t xml:space="preserve"> </w:t>
+      </w:r>
+      <w:proofErr w:type="spellStart"/>
+      <w:r>
+        <w:rPr>
+          <w:sz w:val="18"/>
+          <w:szCs w:val="18"/>
+        </w:rPr>
+        <w:t>management</w:t>
+      </w:r>
+      <w:proofErr w:type="spellEnd"/>
+      <w:r>
+        <w:rPr>
+          <w:sz w:val="18"/>
+          <w:szCs w:val="18"/>
+        </w:rPr>
+        <w:t xml:space="preserve"> </w:t>
+      </w:r>
+      <w:proofErr w:type="spellStart"/>
+      <w:r>
+        <w:rPr>
+          <w:sz w:val="18"/>
+          <w:szCs w:val="18"/>
+        </w:rPr>
+        <w:t>commands</w:t>
+      </w:r>
+      <w:proofErr w:type="spellEnd"/>
+      <w:r>
+        <w:rPr>
+          <w:sz w:val="18"/>
+          <w:szCs w:val="18"/>
+        </w:rPr>
+        <w:t xml:space="preserve">. </w:t>
+      </w:r>
+      <w:r>
+        <w:rPr>
+          <w:sz w:val="18"/>
+          <w:szCs w:val="18"/>
+        </w:rPr>
+        <w:br/>
+      </w:r>
+      <w:proofErr w:type="spellStart"/>
+      <w:r>
+        <w:rPr>
+          <w:sz w:val="18"/>
+          <w:szCs w:val="18"/>
+        </w:rPr>
+        <w:t>Only</w:t>
+      </w:r>
+      <w:proofErr w:type="spellEnd"/>
+      <w:r>
+        <w:rPr>
+          <w:sz w:val="18"/>
+          <w:szCs w:val="18"/>
+        </w:rPr>
+        <w:t xml:space="preserve"> MQTT </w:t>
+      </w:r>
+      <w:proofErr w:type="spellStart"/>
+      <w:r>
+        <w:rPr>
+          <w:sz w:val="18"/>
+          <w:szCs w:val="18"/>
+        </w:rPr>
+        <w:t>supports</w:t>
+      </w:r>
+      <w:proofErr w:type="spellEnd"/>
+      <w:r>
+        <w:rPr>
+          <w:sz w:val="18"/>
+          <w:szCs w:val="18"/>
+        </w:rPr>
+        <w:t xml:space="preserve"> (Remote Management </w:t>
+      </w:r>
+      <w:proofErr w:type="spellStart"/>
+      <w:r>
+        <w:rPr>
+          <w:sz w:val="18"/>
+          <w:szCs w:val="18"/>
+        </w:rPr>
+        <w:t>topic</w:t>
+      </w:r>
+      <w:proofErr w:type="spellEnd"/>
+      <w:r>
+        <w:rPr>
+          <w:sz w:val="18"/>
+          <w:szCs w:val="18"/>
+        </w:rPr>
+        <w:t>)</w:t>
       </w:r>
     </w:p>
     <w:p>
@@ -1357,26 +3289,188 @@
           <w:szCs w:val="18"/>
         </w:rPr>
       </w:pPr>
-      <w:r>
-        <w:rPr>
-          <w:sz w:val="18"/>
-          <w:szCs w:val="18"/>
-        </w:rPr>
-        <w:t xml:space="preserve">System Logs: </w:t>
-      </w:r>
-      <w:r>
-        <w:rPr>
-          <w:sz w:val="18"/>
-          <w:szCs w:val="18"/>
-        </w:rPr>
-        <w:br/>
-      </w:r>
-      <w:r>
-        <w:rPr>
-          <w:sz w:val="18"/>
-          <w:szCs w:val="18"/>
-        </w:rPr>
-        <w:t xml:space="preserve">Record the important operations and events when the gateway </w:t>
+      <w:proofErr w:type="spellStart"/>
+      <w:r>
+        <w:rPr>
+          <w:sz w:val="18"/>
+          <w:szCs w:val="18"/>
+        </w:rPr>
+        <w:t>System</w:t>
+      </w:r>
+      <w:proofErr w:type="spellEnd"/>
+      <w:r>
+        <w:rPr>
+          <w:sz w:val="18"/>
+          <w:szCs w:val="18"/>
+        </w:rPr>
+        <w:t xml:space="preserve"> </w:t>
+      </w:r>
+      <w:proofErr w:type="spellStart"/>
+      <w:r>
+        <w:rPr>
+          <w:sz w:val="18"/>
+          <w:szCs w:val="18"/>
+        </w:rPr>
+        <w:t>Logs</w:t>
+      </w:r>
+      <w:proofErr w:type="spellEnd"/>
+      <w:r>
+        <w:rPr>
+          <w:sz w:val="18"/>
+          <w:szCs w:val="18"/>
+        </w:rPr>
+        <w:t xml:space="preserve">: </w:t>
+      </w:r>
+      <w:r>
+        <w:rPr>
+          <w:sz w:val="18"/>
+          <w:szCs w:val="18"/>
+        </w:rPr>
+        <w:br/>
+      </w:r>
+      <w:proofErr w:type="spellStart"/>
+      <w:r>
+        <w:rPr>
+          <w:sz w:val="18"/>
+          <w:szCs w:val="18"/>
+        </w:rPr>
+        <w:t>Record</w:t>
+      </w:r>
+      <w:proofErr w:type="spellEnd"/>
+      <w:r>
+        <w:rPr>
+          <w:sz w:val="18"/>
+          <w:szCs w:val="18"/>
+        </w:rPr>
+        <w:t xml:space="preserve"> </w:t>
+      </w:r>
+      <w:proofErr w:type="spellStart"/>
+      <w:r>
+        <w:rPr>
+          <w:sz w:val="18"/>
+          <w:szCs w:val="18"/>
+        </w:rPr>
+        <w:t>the</w:t>
+      </w:r>
+      <w:proofErr w:type="spellEnd"/>
+      <w:r>
+        <w:rPr>
+          <w:sz w:val="18"/>
+          <w:szCs w:val="18"/>
+        </w:rPr>
+        <w:t xml:space="preserve"> </w:t>
+      </w:r>
+      <w:proofErr w:type="spellStart"/>
+      <w:r>
+        <w:rPr>
+          <w:sz w:val="18"/>
+          <w:szCs w:val="18"/>
+        </w:rPr>
+        <w:t>important</w:t>
+      </w:r>
+      <w:proofErr w:type="spellEnd"/>
+      <w:r>
+        <w:rPr>
+          <w:sz w:val="18"/>
+          <w:szCs w:val="18"/>
+        </w:rPr>
+        <w:t xml:space="preserve"> </w:t>
+      </w:r>
+      <w:proofErr w:type="spellStart"/>
+      <w:r>
+        <w:rPr>
+          <w:sz w:val="18"/>
+          <w:szCs w:val="18"/>
+        </w:rPr>
+        <w:t>operations</w:t>
+      </w:r>
+      <w:proofErr w:type="spellEnd"/>
+      <w:r>
+        <w:rPr>
+          <w:sz w:val="18"/>
+          <w:szCs w:val="18"/>
+        </w:rPr>
+        <w:t xml:space="preserve"> </w:t>
+      </w:r>
+      <w:proofErr w:type="spellStart"/>
+      <w:r>
+        <w:rPr>
+          <w:sz w:val="18"/>
+          <w:szCs w:val="18"/>
+        </w:rPr>
+        <w:t>and</w:t>
+      </w:r>
+      <w:proofErr w:type="spellEnd"/>
+      <w:r>
+        <w:rPr>
+          <w:sz w:val="18"/>
+          <w:szCs w:val="18"/>
+        </w:rPr>
+        <w:t xml:space="preserve"> </w:t>
+      </w:r>
+      <w:proofErr w:type="spellStart"/>
+      <w:r>
+        <w:rPr>
+          <w:sz w:val="18"/>
+          <w:szCs w:val="18"/>
+        </w:rPr>
+        <w:t>events</w:t>
+      </w:r>
+      <w:proofErr w:type="spellEnd"/>
+      <w:r>
+        <w:rPr>
+          <w:sz w:val="18"/>
+          <w:szCs w:val="18"/>
+        </w:rPr>
+        <w:t xml:space="preserve"> </w:t>
+      </w:r>
+      <w:proofErr w:type="spellStart"/>
+      <w:r>
+        <w:rPr>
+          <w:sz w:val="18"/>
+          <w:szCs w:val="18"/>
+        </w:rPr>
+        <w:t>when</w:t>
+      </w:r>
+      <w:proofErr w:type="spellEnd"/>
+      <w:r>
+        <w:rPr>
+          <w:sz w:val="18"/>
+          <w:szCs w:val="18"/>
+        </w:rPr>
+        <w:t xml:space="preserve"> </w:t>
+      </w:r>
+      <w:proofErr w:type="spellStart"/>
+      <w:r>
+        <w:rPr>
+          <w:sz w:val="18"/>
+          <w:szCs w:val="18"/>
+        </w:rPr>
+        <w:t>the</w:t>
+      </w:r>
+      <w:proofErr w:type="spellEnd"/>
+      <w:r>
+        <w:rPr>
+          <w:sz w:val="18"/>
+          <w:szCs w:val="18"/>
+        </w:rPr>
+        <w:t xml:space="preserve"> </w:t>
+      </w:r>
+      <w:proofErr w:type="spellStart"/>
+      <w:r>
+        <w:rPr>
+          <w:sz w:val="18"/>
+          <w:szCs w:val="18"/>
+        </w:rPr>
+        <w:t>gateway</w:t>
+      </w:r>
+      <w:proofErr w:type="spellEnd"/>
+      <w:r>
+        <w:rPr>
+          <w:sz w:val="18"/>
+          <w:szCs w:val="18"/>
+        </w:rPr>
+        <w:t xml:space="preserve"> </w:t>
       </w:r>
       <w:r>
         <w:rPr>
@@ -1406,53 +3500,130 @@
           <w:szCs w:val="18"/>
         </w:rPr>
       </w:pPr>
-      <w:r>
-        <w:rPr>
-          <w:sz w:val="18"/>
-          <w:szCs w:val="18"/>
-        </w:rPr>
-        <w:t xml:space="preserve">System Monitor: </w:t>
-      </w:r>
-      <w:r>
-        <w:rPr>
-          <w:sz w:val="18"/>
-          <w:szCs w:val="18"/>
-        </w:rPr>
-        <w:br/>
-        <w:t>Gateway Running time</w:t>
-      </w:r>
-      <w:r>
-        <w:rPr>
-          <w:sz w:val="18"/>
-          <w:szCs w:val="18"/>
-        </w:rPr>
-        <w:br/>
-        <w:t>CPU temperature</w:t>
-      </w:r>
-      <w:r>
-        <w:rPr>
-          <w:sz w:val="18"/>
-          <w:szCs w:val="18"/>
-        </w:rPr>
-        <w:br/>
-        <w:t>CPU Usage</w:t>
-      </w:r>
-      <w:r>
-        <w:rPr>
-          <w:sz w:val="18"/>
-          <w:szCs w:val="18"/>
-        </w:rPr>
-        <w:br/>
-        <w:t>Memory Usage</w:t>
-      </w:r>
-      <w:r>
-        <w:rPr>
-          <w:sz w:val="18"/>
-          <w:szCs w:val="18"/>
-        </w:rPr>
-        <w:br/>
-        <w:t>Network/Server Connection Status</w:t>
-      </w:r>
+      <w:proofErr w:type="spellStart"/>
+      <w:r>
+        <w:rPr>
+          <w:sz w:val="18"/>
+          <w:szCs w:val="18"/>
+        </w:rPr>
+        <w:t>System</w:t>
+      </w:r>
+      <w:proofErr w:type="spellEnd"/>
+      <w:r>
+        <w:rPr>
+          <w:sz w:val="18"/>
+          <w:szCs w:val="18"/>
+        </w:rPr>
+        <w:t xml:space="preserve"> </w:t>
+      </w:r>
+      <w:proofErr w:type="spellStart"/>
+      <w:r>
+        <w:rPr>
+          <w:sz w:val="18"/>
+          <w:szCs w:val="18"/>
+        </w:rPr>
+        <w:t>Monitor</w:t>
+      </w:r>
+      <w:proofErr w:type="spellEnd"/>
+      <w:r>
+        <w:rPr>
+          <w:sz w:val="18"/>
+          <w:szCs w:val="18"/>
+        </w:rPr>
+        <w:t xml:space="preserve">: </w:t>
+      </w:r>
+      <w:r>
+        <w:rPr>
+          <w:sz w:val="18"/>
+          <w:szCs w:val="18"/>
+        </w:rPr>
+        <w:br/>
+        <w:t xml:space="preserve">Gateway </w:t>
+      </w:r>
+      <w:proofErr w:type="spellStart"/>
+      <w:r>
+        <w:rPr>
+          <w:sz w:val="18"/>
+          <w:szCs w:val="18"/>
+        </w:rPr>
+        <w:t>Running</w:t>
+      </w:r>
+      <w:proofErr w:type="spellEnd"/>
+      <w:r>
+        <w:rPr>
+          <w:sz w:val="18"/>
+          <w:szCs w:val="18"/>
+        </w:rPr>
+        <w:t xml:space="preserve"> time</w:t>
+      </w:r>
+      <w:r>
+        <w:rPr>
+          <w:sz w:val="18"/>
+          <w:szCs w:val="18"/>
+        </w:rPr>
+        <w:br/>
+        <w:t xml:space="preserve">CPU </w:t>
+      </w:r>
+      <w:proofErr w:type="spellStart"/>
+      <w:r>
+        <w:rPr>
+          <w:sz w:val="18"/>
+          <w:szCs w:val="18"/>
+        </w:rPr>
+        <w:t>temperature</w:t>
+      </w:r>
+      <w:proofErr w:type="spellEnd"/>
+      <w:r>
+        <w:rPr>
+          <w:sz w:val="18"/>
+          <w:szCs w:val="18"/>
+        </w:rPr>
+        <w:br/>
+        <w:t xml:space="preserve">CPU </w:t>
+      </w:r>
+      <w:proofErr w:type="spellStart"/>
+      <w:r>
+        <w:rPr>
+          <w:sz w:val="18"/>
+          <w:szCs w:val="18"/>
+        </w:rPr>
+        <w:t>Usage</w:t>
+      </w:r>
+      <w:proofErr w:type="spellEnd"/>
+      <w:r>
+        <w:rPr>
+          <w:sz w:val="18"/>
+          <w:szCs w:val="18"/>
+        </w:rPr>
+        <w:br/>
+        <w:t xml:space="preserve">Memory </w:t>
+      </w:r>
+      <w:proofErr w:type="spellStart"/>
+      <w:r>
+        <w:rPr>
+          <w:sz w:val="18"/>
+          <w:szCs w:val="18"/>
+        </w:rPr>
+        <w:t>Usage</w:t>
+      </w:r>
+      <w:proofErr w:type="spellEnd"/>
+      <w:r>
+        <w:rPr>
+          <w:sz w:val="18"/>
+          <w:szCs w:val="18"/>
+        </w:rPr>
+        <w:br/>
+        <w:t xml:space="preserve">Network/Server Connection </w:t>
+      </w:r>
+      <w:proofErr w:type="spellStart"/>
+      <w:r>
+        <w:rPr>
+          <w:sz w:val="18"/>
+          <w:szCs w:val="18"/>
+        </w:rPr>
+        <w:t>Status</w:t>
+      </w:r>
+      <w:proofErr w:type="spellEnd"/>
       <w:r>
         <w:rPr>
           <w:sz w:val="18"/>
@@ -1495,15 +3666,78 @@
           <w:szCs w:val="18"/>
         </w:rPr>
         <w:br/>
-        <w:t>Unix Time (Hex Format)</w:t>
-      </w:r>
-      <w:r>
-        <w:rPr>
-          <w:sz w:val="18"/>
-          <w:szCs w:val="18"/>
-        </w:rPr>
-        <w:br/>
-        <w:t>Sync System time with NTP Server(s)</w:t>
+        <w:t>Unix Time (</w:t>
+      </w:r>
+      <w:proofErr w:type="spellStart"/>
+      <w:r>
+        <w:rPr>
+          <w:sz w:val="18"/>
+          <w:szCs w:val="18"/>
+        </w:rPr>
+        <w:t>Hex</w:t>
+      </w:r>
+      <w:proofErr w:type="spellEnd"/>
+      <w:r>
+        <w:rPr>
+          <w:sz w:val="18"/>
+          <w:szCs w:val="18"/>
+        </w:rPr>
+        <w:t xml:space="preserve"> Format)</w:t>
+      </w:r>
+      <w:r>
+        <w:rPr>
+          <w:sz w:val="18"/>
+          <w:szCs w:val="18"/>
+        </w:rPr>
+        <w:br/>
+      </w:r>
+      <w:proofErr w:type="spellStart"/>
+      <w:r>
+        <w:rPr>
+          <w:sz w:val="18"/>
+          <w:szCs w:val="18"/>
+        </w:rPr>
+        <w:t>Sync</w:t>
+      </w:r>
+      <w:proofErr w:type="spellEnd"/>
+      <w:r>
+        <w:rPr>
+          <w:sz w:val="18"/>
+          <w:szCs w:val="18"/>
+        </w:rPr>
+        <w:t xml:space="preserve"> </w:t>
+      </w:r>
+      <w:proofErr w:type="spellStart"/>
+      <w:r>
+        <w:rPr>
+          <w:sz w:val="18"/>
+          <w:szCs w:val="18"/>
+        </w:rPr>
+        <w:t>System</w:t>
+      </w:r>
+      <w:proofErr w:type="spellEnd"/>
+      <w:r>
+        <w:rPr>
+          <w:sz w:val="18"/>
+          <w:szCs w:val="18"/>
+        </w:rPr>
+        <w:t xml:space="preserve"> time </w:t>
+      </w:r>
+      <w:proofErr w:type="spellStart"/>
+      <w:r>
+        <w:rPr>
+          <w:sz w:val="18"/>
+          <w:szCs w:val="18"/>
+        </w:rPr>
+        <w:t>with</w:t>
+      </w:r>
+      <w:proofErr w:type="spellEnd"/>
+      <w:r>
+        <w:rPr>
+          <w:sz w:val="18"/>
+          <w:szCs w:val="18"/>
+        </w:rPr>
+        <w:t xml:space="preserve"> NTP Server(s)</w:t>
       </w:r>
       <w:r>
         <w:rPr>
@@ -1526,26 +3760,131 @@
           <w:szCs w:val="18"/>
         </w:rPr>
       </w:pPr>
-      <w:r>
-        <w:rPr>
-          <w:sz w:val="18"/>
-          <w:szCs w:val="18"/>
-        </w:rPr>
-        <w:t>Restart:</w:t>
-      </w:r>
-      <w:r>
-        <w:rPr>
-          <w:sz w:val="18"/>
-          <w:szCs w:val="18"/>
-        </w:rPr>
-        <w:br/>
-      </w:r>
-      <w:r>
-        <w:rPr>
-          <w:sz w:val="18"/>
-          <w:szCs w:val="18"/>
-        </w:rPr>
-        <w:t>Schedule the gateway to restart automatically at a certain time</w:t>
+      <w:proofErr w:type="spellStart"/>
+      <w:r>
+        <w:rPr>
+          <w:sz w:val="18"/>
+          <w:szCs w:val="18"/>
+        </w:rPr>
+        <w:t>Restart</w:t>
+      </w:r>
+      <w:proofErr w:type="spellEnd"/>
+      <w:r>
+        <w:rPr>
+          <w:sz w:val="18"/>
+          <w:szCs w:val="18"/>
+        </w:rPr>
+        <w:t>:</w:t>
+      </w:r>
+      <w:r>
+        <w:rPr>
+          <w:sz w:val="18"/>
+          <w:szCs w:val="18"/>
+        </w:rPr>
+        <w:br/>
+      </w:r>
+      <w:r>
+        <w:rPr>
+          <w:sz w:val="18"/>
+          <w:szCs w:val="18"/>
+        </w:rPr>
+        <w:t xml:space="preserve">Schedule </w:t>
+      </w:r>
+      <w:proofErr w:type="spellStart"/>
+      <w:r>
+        <w:rPr>
+          <w:sz w:val="18"/>
+          <w:szCs w:val="18"/>
+        </w:rPr>
+        <w:t>the</w:t>
+      </w:r>
+      <w:proofErr w:type="spellEnd"/>
+      <w:r>
+        <w:rPr>
+          <w:sz w:val="18"/>
+          <w:szCs w:val="18"/>
+        </w:rPr>
+        <w:t xml:space="preserve"> </w:t>
+      </w:r>
+      <w:proofErr w:type="spellStart"/>
+      <w:r>
+        <w:rPr>
+          <w:sz w:val="18"/>
+          <w:szCs w:val="18"/>
+        </w:rPr>
+        <w:t>gateway</w:t>
+      </w:r>
+      <w:proofErr w:type="spellEnd"/>
+      <w:r>
+        <w:rPr>
+          <w:sz w:val="18"/>
+          <w:szCs w:val="18"/>
+        </w:rPr>
+        <w:t xml:space="preserve"> </w:t>
+      </w:r>
+      <w:proofErr w:type="spellStart"/>
+      <w:r>
+        <w:rPr>
+          <w:sz w:val="18"/>
+          <w:szCs w:val="18"/>
+        </w:rPr>
+        <w:t>to</w:t>
+      </w:r>
+      <w:proofErr w:type="spellEnd"/>
+      <w:r>
+        <w:rPr>
+          <w:sz w:val="18"/>
+          <w:szCs w:val="18"/>
+        </w:rPr>
+        <w:t xml:space="preserve"> </w:t>
+      </w:r>
+      <w:proofErr w:type="spellStart"/>
+      <w:r>
+        <w:rPr>
+          <w:sz w:val="18"/>
+          <w:szCs w:val="18"/>
+        </w:rPr>
+        <w:t>restart</w:t>
+      </w:r>
+      <w:proofErr w:type="spellEnd"/>
+      <w:r>
+        <w:rPr>
+          <w:sz w:val="18"/>
+          <w:szCs w:val="18"/>
+        </w:rPr>
+        <w:t xml:space="preserve"> </w:t>
+      </w:r>
+      <w:proofErr w:type="spellStart"/>
+      <w:r>
+        <w:rPr>
+          <w:sz w:val="18"/>
+          <w:szCs w:val="18"/>
+        </w:rPr>
+        <w:t>automatically</w:t>
+      </w:r>
+      <w:proofErr w:type="spellEnd"/>
+      <w:r>
+        <w:rPr>
+          <w:sz w:val="18"/>
+          <w:szCs w:val="18"/>
+        </w:rPr>
+        <w:t xml:space="preserve"> at a </w:t>
+      </w:r>
+      <w:proofErr w:type="spellStart"/>
+      <w:r>
+        <w:rPr>
+          <w:sz w:val="18"/>
+          <w:szCs w:val="18"/>
+        </w:rPr>
+        <w:t>certain</w:t>
+      </w:r>
+      <w:proofErr w:type="spellEnd"/>
+      <w:r>
+        <w:rPr>
+          <w:sz w:val="18"/>
+          <w:szCs w:val="18"/>
+        </w:rPr>
+        <w:t xml:space="preserve"> time</w:t>
       </w:r>
       <w:r>
         <w:rPr>
@@ -1585,106 +3924,6 @@
           <w:szCs w:val="18"/>
         </w:rPr>
         <w:br/>
-      </w:r>
-      <w:r>
-        <w:rPr>
-          <w:sz w:val="18"/>
-          <w:szCs w:val="18"/>
-        </w:rPr>
-        <w:br/>
-      </w:r>
-    </w:p>
-    <w:p>
-      <w:pPr>
-        <w:spacing w:line="240" w:lineRule="auto"/>
-        <w:rPr>
-          <w:sz w:val="18"/>
-          <w:szCs w:val="18"/>
-        </w:rPr>
-      </w:pPr>
-      <w:r>
-        <w:rPr>
-          <w:sz w:val="18"/>
-          <w:szCs w:val="18"/>
-        </w:rPr>
-        <w:br/>
-      </w:r>
-      <w:r>
-        <w:rPr>
-          <w:sz w:val="18"/>
-          <w:szCs w:val="18"/>
-        </w:rPr>
-        <w:br/>
-      </w:r>
-      <w:r>
-        <w:rPr>
-          <w:sz w:val="18"/>
-          <w:szCs w:val="18"/>
-        </w:rPr>
-        <w:lastRenderedPageBreak/>
-        <w:t>Ecosystem:</w:t>
-      </w:r>
-      <w:r>
-        <w:rPr>
-          <w:sz w:val="18"/>
-          <w:szCs w:val="18"/>
-        </w:rPr>
-        <w:br/>
-      </w:r>
-      <w:r>
-        <w:rPr>
-          <w:noProof/>
-          <w:sz w:val="18"/>
-          <w:szCs w:val="18"/>
-        </w:rPr>
-        <w:drawing>
-          <wp:inline distT="0" distB="0" distL="0" distR="0" wp14:anchorId="65BBBFCB" wp14:editId="485BF129">
-            <wp:extent cx="5230368" cy="5230368"/>
-            <wp:effectExtent l="0" t="0" r="8890" b="8890"/>
-            <wp:docPr id="223292147" name="Resim 1"/>
-            <wp:cNvGraphicFramePr>
-              <a:graphicFrameLocks xmlns:a="http://schemas.openxmlformats.org/drawingml/2006/main" noChangeAspect="1"/>
-            </wp:cNvGraphicFramePr>
-            <a:graphic xmlns:a="http://schemas.openxmlformats.org/drawingml/2006/main">
-              <a:graphicData uri="http://schemas.openxmlformats.org/drawingml/2006/picture">
-                <pic:pic xmlns:pic="http://schemas.openxmlformats.org/drawingml/2006/picture">
-                  <pic:nvPicPr>
-                    <pic:cNvPr id="0" name="Picture 1"/>
-                    <pic:cNvPicPr>
-                      <a:picLocks noChangeAspect="1" noChangeArrowheads="1"/>
-                    </pic:cNvPicPr>
-                  </pic:nvPicPr>
-                  <pic:blipFill>
-                    <a:blip r:embed="rId5">
-                      <a:extLst>
-                        <a:ext uri="{28A0092B-C50C-407E-A947-70E740481C1C}">
-                          <a14:useLocalDpi xmlns:a14="http://schemas.microsoft.com/office/drawing/2010/main" val="0"/>
-                        </a:ext>
-                      </a:extLst>
-                    </a:blip>
-                    <a:srcRect/>
-                    <a:stretch>
-                      <a:fillRect/>
-                    </a:stretch>
-                  </pic:blipFill>
-                  <pic:spPr bwMode="auto">
-                    <a:xfrm>
-                      <a:off x="0" y="0"/>
-                      <a:ext cx="5233127" cy="5233127"/>
-                    </a:xfrm>
-                    <a:prstGeom prst="rect">
-                      <a:avLst/>
-                    </a:prstGeom>
-                    <a:noFill/>
-                    <a:ln>
-                      <a:noFill/>
-                    </a:ln>
-                  </pic:spPr>
-                </pic:pic>
-              </a:graphicData>
-            </a:graphic>
-          </wp:inline>
-        </w:drawing>
       </w:r>
     </w:p>
     <w:sectPr>
